--- a/lessons/5-6/downloads/5-6-notes.docx
+++ b/lessons/5-6/downloads/5-6-notes.docx
@@ -1176,6 +1176,314 @@
         </w:tc>
       </w:tr>
     </w:tbl>
+    <w:tbl>
+      <w:tblPr>
+        <w:tblW w:type="pct" w:w="100%"/>
+        <w:tblBorders>
+          <w:top w:val="none" w:color="FFFFFF" w:sz="0"/>
+          <w:left w:val="none" w:color="FFFFFF" w:sz="0"/>
+          <w:bottom w:val="single" w:color="C7D2DD" w:sz="4"/>
+          <w:right w:val="none" w:color="FFFFFF" w:sz="0"/>
+          <w:insideH w:val="none" w:color="FFFFFF" w:sz="0"/>
+          <w:insideV w:val="none" w:color="FFFFFF" w:sz="0"/>
+        </w:tblBorders>
+      </w:tblPr>
+      <w:tblGrid>
+        <w:gridCol w:w="1800"/>
+        <w:gridCol w:w="7560"/>
+      </w:tblGrid>
+      <w:tr>
+        <w:trPr>
+          <w:cantSplit/>
+        </w:trPr>
+        <w:tc>
+          <w:tcPr>
+            <w:tcW w:type="dxa" w:w="1800"/>
+            <w:tcMar>
+              <w:top w:type="dxa" w:w="100"/>
+              <w:left w:type="dxa" w:w="40"/>
+              <w:bottom w:type="dxa" w:w="100"/>
+              <w:right w:type="dxa" w:w="120"/>
+            </w:tcMar>
+            <w:vAlign w:val="center"/>
+          </w:tcPr>
+          <w:p>
+            <w:pPr>
+              <w:spacing w:after="0"/>
+              <w:jc w:val="center"/>
+            </w:pPr>
+            <w:r>
+              <w:drawing>
+                <wp:inline distT="0" distB="0" distL="0" distR="0">
+                  <wp:extent cx="1047750" cy="790575"/>
+                  <wp:effectExtent t="0" r="0" b="0" l="0"/>
+                  <wp:docPr id="1" name="" descr="" title=""/>
+                  <wp:cNvGraphicFramePr>
+                    <a:graphicFrameLocks xmlns:a="http://schemas.openxmlformats.org/drawingml/2006/main" noChangeAspect="1"/>
+                  </wp:cNvGraphicFramePr>
+                  <a:graphic xmlns:a="http://schemas.openxmlformats.org/drawingml/2006/main">
+                    <a:graphicData uri="http://schemas.openxmlformats.org/drawingml/2006/picture">
+                      <pic:pic xmlns:pic="http://schemas.openxmlformats.org/drawingml/2006/picture">
+                        <pic:nvPicPr>
+                          <pic:cNvPr id="0" name="" descr=""/>
+                          <pic:cNvPicPr>
+                            <a:picLocks noChangeAspect="1" noChangeArrowheads="1"/>
+                          </pic:cNvPicPr>
+                        </pic:nvPicPr>
+                        <pic:blipFill>
+                          <a:blip r:embed="rId15" cstate="none"/>
+                          <a:srcRect/>
+                          <a:stretch>
+                            <a:fillRect/>
+                          </a:stretch>
+                        </pic:blipFill>
+                        <pic:spPr bwMode="auto">
+                          <a:xfrm>
+                            <a:off x="0" y="0"/>
+                            <a:ext cx="1047750" cy="790575"/>
+                          </a:xfrm>
+                          <a:prstGeom prst="rect">
+                            <a:avLst/>
+                          </a:prstGeom>
+                        </pic:spPr>
+                      </pic:pic>
+                    </a:graphicData>
+                  </a:graphic>
+                </wp:inline>
+              </w:drawing>
+            </w:r>
+          </w:p>
+        </w:tc>
+        <w:tc>
+          <w:tcPr>
+            <w:tcW w:type="dxa" w:w="7560"/>
+            <w:tcMar>
+              <w:top w:type="dxa" w:w="100"/>
+              <w:left w:type="dxa" w:w="40"/>
+              <w:bottom w:type="dxa" w:w="100"/>
+              <w:right w:type="dxa" w:w="40"/>
+            </w:tcMar>
+            <w:vAlign w:val="center"/>
+          </w:tcPr>
+          <w:p>
+            <w:pPr>
+              <w:spacing w:after="50"/>
+            </w:pPr>
+            <w:r>
+              <w:rPr>
+                <w:b/>
+                <w:bCs/>
+                <w:color w:val="12355B"/>
+                <w:sz w:val="24"/>
+                <w:szCs w:val="24"/>
+              </w:rPr>
+              <w:t xml:space="preserve">Pyramid</w:t>
+            </w:r>
+            <w:r>
+              <w:rPr>
+                <w:i/>
+                <w:iCs/>
+                <w:color w:val="5F6F80"/>
+                <w:sz w:val="19"/>
+                <w:szCs w:val="19"/>
+              </w:rPr>
+              <w:t xml:space="preserve">   Pirámide</w:t>
+            </w:r>
+          </w:p>
+          <w:p>
+            <w:pPr>
+              <w:spacing w:after="40"/>
+            </w:pPr>
+            <w:r>
+              <w:rPr>
+                <w:sz w:val="21"/>
+                <w:szCs w:val="21"/>
+              </w:rPr>
+              <w:t xml:space="preserve">A solid with one base and triangular sides that meet at a point.</w:t>
+            </w:r>
+          </w:p>
+          <w:p>
+            <w:pPr>
+              <w:spacing w:after="0"/>
+            </w:pPr>
+            <w:r>
+              <w:rPr>
+                <w:b/>
+                <w:bCs/>
+                <w:color w:val="1FA6A2"/>
+                <w:sz w:val="18"/>
+                <w:szCs w:val="18"/>
+              </w:rPr>
+              <w:t xml:space="preserve">Example:  </w:t>
+            </w:r>
+            <w:r>
+              <w:rPr>
+                <w:i/>
+                <w:iCs/>
+                <w:color w:val="5F6F80"/>
+                <w:sz w:val="18"/>
+                <w:szCs w:val="18"/>
+              </w:rPr>
+              <w:t xml:space="preserve">A square base with 4 triangles.</w:t>
+            </w:r>
+          </w:p>
+        </w:tc>
+      </w:tr>
+    </w:tbl>
+    <w:tbl>
+      <w:tblPr>
+        <w:tblW w:type="pct" w:w="100%"/>
+        <w:tblBorders>
+          <w:top w:val="none" w:color="FFFFFF" w:sz="0"/>
+          <w:left w:val="none" w:color="FFFFFF" w:sz="0"/>
+          <w:bottom w:val="single" w:color="C7D2DD" w:sz="4"/>
+          <w:right w:val="none" w:color="FFFFFF" w:sz="0"/>
+          <w:insideH w:val="none" w:color="FFFFFF" w:sz="0"/>
+          <w:insideV w:val="none" w:color="FFFFFF" w:sz="0"/>
+        </w:tblBorders>
+      </w:tblPr>
+      <w:tblGrid>
+        <w:gridCol w:w="1800"/>
+        <w:gridCol w:w="7560"/>
+      </w:tblGrid>
+      <w:tr>
+        <w:trPr>
+          <w:cantSplit/>
+        </w:trPr>
+        <w:tc>
+          <w:tcPr>
+            <w:tcW w:type="dxa" w:w="1800"/>
+            <w:tcMar>
+              <w:top w:type="dxa" w:w="100"/>
+              <w:left w:type="dxa" w:w="40"/>
+              <w:bottom w:type="dxa" w:w="100"/>
+              <w:right w:type="dxa" w:w="120"/>
+            </w:tcMar>
+            <w:vAlign w:val="center"/>
+          </w:tcPr>
+          <w:p>
+            <w:pPr>
+              <w:spacing w:after="0"/>
+              <w:jc w:val="center"/>
+            </w:pPr>
+            <w:r>
+              <w:drawing>
+                <wp:inline distT="0" distB="0" distL="0" distR="0">
+                  <wp:extent cx="1047750" cy="790575"/>
+                  <wp:effectExtent t="0" r="0" b="0" l="0"/>
+                  <wp:docPr id="1" name="" descr="" title=""/>
+                  <wp:cNvGraphicFramePr>
+                    <a:graphicFrameLocks xmlns:a="http://schemas.openxmlformats.org/drawingml/2006/main" noChangeAspect="1"/>
+                  </wp:cNvGraphicFramePr>
+                  <a:graphic xmlns:a="http://schemas.openxmlformats.org/drawingml/2006/main">
+                    <a:graphicData uri="http://schemas.openxmlformats.org/drawingml/2006/picture">
+                      <pic:pic xmlns:pic="http://schemas.openxmlformats.org/drawingml/2006/picture">
+                        <pic:nvPicPr>
+                          <pic:cNvPr id="0" name="" descr=""/>
+                          <pic:cNvPicPr>
+                            <a:picLocks noChangeAspect="1" noChangeArrowheads="1"/>
+                          </pic:cNvPicPr>
+                        </pic:nvPicPr>
+                        <pic:blipFill>
+                          <a:blip r:embed="rId16" cstate="none"/>
+                          <a:srcRect/>
+                          <a:stretch>
+                            <a:fillRect/>
+                          </a:stretch>
+                        </pic:blipFill>
+                        <pic:spPr bwMode="auto">
+                          <a:xfrm>
+                            <a:off x="0" y="0"/>
+                            <a:ext cx="1047750" cy="790575"/>
+                          </a:xfrm>
+                          <a:prstGeom prst="rect">
+                            <a:avLst/>
+                          </a:prstGeom>
+                        </pic:spPr>
+                      </pic:pic>
+                    </a:graphicData>
+                  </a:graphic>
+                </wp:inline>
+              </w:drawing>
+            </w:r>
+          </w:p>
+        </w:tc>
+        <w:tc>
+          <w:tcPr>
+            <w:tcW w:type="dxa" w:w="7560"/>
+            <w:tcMar>
+              <w:top w:type="dxa" w:w="100"/>
+              <w:left w:type="dxa" w:w="40"/>
+              <w:bottom w:type="dxa" w:w="100"/>
+              <w:right w:type="dxa" w:w="40"/>
+            </w:tcMar>
+            <w:vAlign w:val="center"/>
+          </w:tcPr>
+          <w:p>
+            <w:pPr>
+              <w:spacing w:after="50"/>
+            </w:pPr>
+            <w:r>
+              <w:rPr>
+                <w:b/>
+                <w:bCs/>
+                <w:color w:val="12355B"/>
+                <w:sz w:val="24"/>
+                <w:szCs w:val="24"/>
+              </w:rPr>
+              <w:t xml:space="preserve">Vertex</w:t>
+            </w:r>
+            <w:r>
+              <w:rPr>
+                <w:i/>
+                <w:iCs/>
+                <w:color w:val="5F6F80"/>
+                <w:sz w:val="19"/>
+                <w:szCs w:val="19"/>
+              </w:rPr>
+              <w:t xml:space="preserve">   Vértice</w:t>
+            </w:r>
+          </w:p>
+          <w:p>
+            <w:pPr>
+              <w:spacing w:after="40"/>
+            </w:pPr>
+            <w:r>
+              <w:rPr>
+                <w:sz w:val="21"/>
+                <w:szCs w:val="21"/>
+              </w:rPr>
+              <w:t xml:space="preserve">A corner point where edges meet.</w:t>
+            </w:r>
+          </w:p>
+          <w:p>
+            <w:pPr>
+              <w:spacing w:after="0"/>
+            </w:pPr>
+            <w:r>
+              <w:rPr>
+                <w:b/>
+                <w:bCs/>
+                <w:color w:val="1FA6A2"/>
+                <w:sz w:val="18"/>
+                <w:szCs w:val="18"/>
+              </w:rPr>
+              <w:t xml:space="preserve">Example:  </w:t>
+            </w:r>
+            <w:r>
+              <w:rPr>
+                <w:i/>
+                <w:iCs/>
+                <w:color w:val="5F6F80"/>
+                <w:sz w:val="18"/>
+                <w:szCs w:val="18"/>
+              </w:rPr>
+              <w:t xml:space="preserve">A cube has 8 vertices.</w:t>
+            </w:r>
+          </w:p>
+        </w:tc>
+      </w:tr>
+    </w:tbl>
     <w:p>
       <w:pPr>
         <w:pStyle w:val="Heading1"/>
@@ -1264,7 +1572,7 @@
                 <w:sz w:val="21"/>
                 <w:szCs w:val="21"/>
               </w:rPr>
-              <w:t xml:space="preserve">Surface Area Using Nets      •      Surface area      •      Net      •      Face      •      Two-dimensional      •      Edge</w:t>
+              <w:t xml:space="preserve">Surface Area Using Nets      •      Surface area      •      Net      •      Face      •      Two-dimensional      •      Edge      •      Pyramid      •      Vertex</w:t>
             </w:r>
           </w:p>
         </w:tc>
@@ -1484,6 +1792,80 @@
           <w:szCs w:val="22"/>
         </w:rPr>
         <w:t xml:space="preserve">A line segment where two faces meet is an </w:t>
+      </w:r>
+      <w:r>
+        <w:rPr>
+          <w:sz w:val="22"/>
+          <w:szCs w:val="22"/>
+        </w:rPr>
+        <w:t xml:space="preserve">________________</w:t>
+      </w:r>
+      <w:r>
+        <w:rPr>
+          <w:sz w:val="22"/>
+          <w:szCs w:val="22"/>
+        </w:rPr>
+        <w:t xml:space="preserve">.</w:t>
+      </w:r>
+    </w:p>
+    <w:p>
+      <w:pPr>
+        <w:keepLines/>
+        <w:spacing w:after="260" w:before="200"/>
+      </w:pPr>
+      <w:r>
+        <w:rPr>
+          <w:b/>
+          <w:bCs/>
+          <w:color w:val="12355B"/>
+          <w:sz w:val="22"/>
+          <w:szCs w:val="22"/>
+        </w:rPr>
+        <w:t xml:space="preserve">7.  </w:t>
+      </w:r>
+      <w:r>
+        <w:rPr>
+          <w:sz w:val="22"/>
+          <w:szCs w:val="22"/>
+        </w:rPr>
+        <w:t xml:space="preserve">A solid with one base and triangular faces that meet at a point is a </w:t>
+      </w:r>
+      <w:r>
+        <w:rPr>
+          <w:sz w:val="22"/>
+          <w:szCs w:val="22"/>
+        </w:rPr>
+        <w:t xml:space="preserve">________________</w:t>
+      </w:r>
+      <w:r>
+        <w:rPr>
+          <w:sz w:val="22"/>
+          <w:szCs w:val="22"/>
+        </w:rPr>
+        <w:t xml:space="preserve">.</w:t>
+      </w:r>
+    </w:p>
+    <w:p>
+      <w:pPr>
+        <w:keepLines/>
+        <w:spacing w:after="260" w:before="200"/>
+      </w:pPr>
+      <w:r>
+        <w:rPr>
+          <w:b/>
+          <w:bCs/>
+          <w:color w:val="12355B"/>
+          <w:sz w:val="22"/>
+          <w:szCs w:val="22"/>
+        </w:rPr>
+        <w:t xml:space="preserve">8.  </w:t>
+      </w:r>
+      <w:r>
+        <w:rPr>
+          <w:sz w:val="22"/>
+          <w:szCs w:val="22"/>
+        </w:rPr>
+        <w:t xml:space="preserve">A corner point where edges meet is a </w:t>
       </w:r>
       <w:r>
         <w:rPr>
@@ -2567,7 +2949,7 @@
           <w:sz w:val="20"/>
           <w:szCs w:val="20"/>
         </w:rPr>
-        <w:t xml:space="preserve">A)  88 in²</w:t>
+        <w:t xml:space="preserve">A)  44 in²</w:t>
       </w:r>
     </w:p>
     <w:p>
@@ -2593,7 +2975,7 @@
           <w:sz w:val="20"/>
           <w:szCs w:val="20"/>
         </w:rPr>
-        <w:t xml:space="preserve">C)  88 in³</w:t>
+        <w:t xml:space="preserve">C)  88 in²</w:t>
       </w:r>
     </w:p>
     <w:p>
@@ -2606,7 +2988,7 @@
           <w:sz w:val="20"/>
           <w:szCs w:val="20"/>
         </w:rPr>
-        <w:t xml:space="preserve">D)  44 in²</w:t>
+        <w:t xml:space="preserve">D)  88 in³</w:t>
       </w:r>
     </w:p>
     <w:p>
@@ -2652,7 +3034,7 @@
           <w:sz w:val="21"/>
           <w:szCs w:val="21"/>
         </w:rPr>
-        <w:t xml:space="preserve">A. 88 in²</w:t>
+        <w:t xml:space="preserve">C. 88 in²</w:t>
       </w:r>
     </w:p>
     <w:p>
@@ -2735,7 +3117,7 @@
           <w:sz w:val="20"/>
           <w:szCs w:val="20"/>
         </w:rPr>
-        <w:t xml:space="preserve">A)  6</w:t>
+        <w:t xml:space="preserve">A)  4</w:t>
       </w:r>
     </w:p>
     <w:p>
@@ -2748,7 +3130,7 @@
           <w:sz w:val="20"/>
           <w:szCs w:val="20"/>
         </w:rPr>
-        <w:t xml:space="preserve">B)  4</w:t>
+        <w:t xml:space="preserve">B)  6</w:t>
       </w:r>
     </w:p>
     <w:p>
@@ -3585,7 +3967,7 @@
           <w:sz w:val="20"/>
           <w:szCs w:val="20"/>
         </w:rPr>
-        <w:t xml:space="preserve">A)  Square units (in², cm², ft²)</w:t>
+        <w:t xml:space="preserve">A)  Cubic units (in³, cm³, ft³)</w:t>
       </w:r>
     </w:p>
     <w:p>
@@ -3598,7 +3980,7 @@
           <w:sz w:val="20"/>
           <w:szCs w:val="20"/>
         </w:rPr>
-        <w:t xml:space="preserve">B)  Cubic units (in³, cm³, ft³)</w:t>
+        <w:t xml:space="preserve">B)  Square units (in², cm², ft²)</w:t>
       </w:r>
     </w:p>
     <w:p>
@@ -3741,7 +4123,7 @@
           <w:sz w:val="20"/>
           <w:szCs w:val="20"/>
         </w:rPr>
-        <w:t xml:space="preserve">A)  150 cm²</w:t>
+        <w:t xml:space="preserve">A)  30 cm²</w:t>
       </w:r>
     </w:p>
     <w:p>
@@ -3767,7 +4149,7 @@
           <w:sz w:val="20"/>
           <w:szCs w:val="20"/>
         </w:rPr>
-        <w:t xml:space="preserve">C)  150 cm³</w:t>
+        <w:t xml:space="preserve">C)  150 cm²</w:t>
       </w:r>
     </w:p>
     <w:p>
@@ -3780,7 +4162,7 @@
           <w:sz w:val="20"/>
           <w:szCs w:val="20"/>
         </w:rPr>
-        <w:t xml:space="preserve">D)  30 cm²</w:t>
+        <w:t xml:space="preserve">D)  150 cm³</w:t>
       </w:r>
     </w:p>
     <w:p>
@@ -3904,7 +4286,7 @@
           <w:sz w:val="21"/>
           <w:szCs w:val="21"/>
         </w:rPr>
-        <w:t xml:space="preserve">A)  174 in²</w:t>
+        <w:t xml:space="preserve">A)  87 in²</w:t>
       </w:r>
     </w:p>
     <w:p>
@@ -3930,7 +4312,7 @@
           <w:sz w:val="21"/>
           <w:szCs w:val="21"/>
         </w:rPr>
-        <w:t xml:space="preserve">C)  174 in³</w:t>
+        <w:t xml:space="preserve">C)  174 in²</w:t>
       </w:r>
     </w:p>
     <w:p>
@@ -3943,7 +4325,7 @@
           <w:sz w:val="21"/>
           <w:szCs w:val="21"/>
         </w:rPr>
-        <w:t xml:space="preserve">D)  87 in²</w:t>
+        <w:t xml:space="preserve">D)  174 in³</w:t>
       </w:r>
     </w:p>
     <w:p>

--- a/lessons/5-6/downloads/5-6-notes.docx
+++ b/lessons/5-6/downloads/5-6-notes.docx
@@ -249,49 +249,269 @@
           <w:sz w:val="19"/>
           <w:szCs w:val="19"/>
         </w:rPr>
-        <w:t xml:space="preserve">Look at the picture, read the word, then read what it means.</w:t>
+        <w:t xml:space="preserve">Review each concept term, definition, non-example, and visual clue.</w:t>
       </w:r>
     </w:p>
     <w:tbl>
       <w:tblPr>
-        <w:tblW w:type="pct" w:w="100%"/>
+        <w:tblW w:type="dxa" w:w="9360"/>
         <w:tblBorders>
-          <w:top w:val="none" w:color="FFFFFF" w:sz="0"/>
-          <w:left w:val="none" w:color="FFFFFF" w:sz="0"/>
-          <w:bottom w:val="single" w:color="C7D2DD" w:sz="4"/>
-          <w:right w:val="none" w:color="FFFFFF" w:sz="0"/>
-          <w:insideH w:val="none" w:color="FFFFFF" w:sz="0"/>
-          <w:insideV w:val="none" w:color="FFFFFF" w:sz="0"/>
+          <w:top w:val="single" w:color="C7D2DD" w:sz="6"/>
+          <w:left w:val="single" w:color="C7D2DD" w:sz="6"/>
+          <w:bottom w:val="single" w:color="C7D2DD" w:sz="6"/>
+          <w:right w:val="single" w:color="C7D2DD" w:sz="6"/>
+          <w:insideH w:val="single" w:color="C7D2DD" w:sz="6"/>
+          <w:insideV w:val="single" w:color="C7D2DD" w:sz="6"/>
         </w:tblBorders>
       </w:tblPr>
       <w:tblGrid>
         <w:gridCol w:w="1800"/>
-        <w:gridCol w:w="7560"/>
+        <w:gridCol w:w="3160"/>
+        <w:gridCol w:w="2200"/>
+        <w:gridCol w:w="2200"/>
       </w:tblGrid>
       <w:tr>
         <w:trPr>
           <w:cantSplit/>
+          <w:tblHeader/>
         </w:trPr>
         <w:tc>
           <w:tcPr>
             <w:tcW w:type="dxa" w:w="1800"/>
-            <w:tcMar>
-              <w:top w:type="dxa" w:w="100"/>
-              <w:left w:type="dxa" w:w="40"/>
-              <w:bottom w:type="dxa" w:w="100"/>
-              <w:right w:type="dxa" w:w="120"/>
-            </w:tcMar>
-            <w:vAlign w:val="center"/>
+            <w:shd w:fill="EEF4F8" w:color="auto" w:val="clear"/>
+            <w:tcMar>
+              <w:top w:type="dxa" w:w="80"/>
+              <w:left w:type="dxa" w:w="100"/>
+              <w:bottom w:type="dxa" w:w="80"/>
+              <w:right w:type="dxa" w:w="100"/>
+            </w:tcMar>
           </w:tcPr>
           <w:p>
             <w:pPr>
               <w:spacing w:after="0"/>
+            </w:pPr>
+            <w:r>
+              <w:rPr>
+                <w:b/>
+                <w:bCs/>
+                <w:color w:val="12355B"/>
+                <w:sz w:val="19"/>
+                <w:szCs w:val="19"/>
+              </w:rPr>
+              <w:t xml:space="preserve">Concept Term</w:t>
+            </w:r>
+          </w:p>
+        </w:tc>
+        <w:tc>
+          <w:tcPr>
+            <w:tcW w:type="dxa" w:w="3160"/>
+            <w:shd w:fill="EEF4F8" w:color="auto" w:val="clear"/>
+            <w:tcMar>
+              <w:top w:type="dxa" w:w="80"/>
+              <w:left w:type="dxa" w:w="100"/>
+              <w:bottom w:type="dxa" w:w="80"/>
+              <w:right w:type="dxa" w:w="100"/>
+            </w:tcMar>
+          </w:tcPr>
+          <w:p>
+            <w:pPr>
+              <w:spacing w:after="0"/>
+            </w:pPr>
+            <w:r>
+              <w:rPr>
+                <w:b/>
+                <w:bCs/>
+                <w:color w:val="12355B"/>
+                <w:sz w:val="19"/>
+                <w:szCs w:val="19"/>
+              </w:rPr>
+              <w:t xml:space="preserve">Student-Friendly Definition</w:t>
+            </w:r>
+          </w:p>
+        </w:tc>
+        <w:tc>
+          <w:tcPr>
+            <w:tcW w:type="dxa" w:w="2200"/>
+            <w:shd w:fill="EEF4F8" w:color="auto" w:val="clear"/>
+            <w:tcMar>
+              <w:top w:type="dxa" w:w="80"/>
+              <w:left w:type="dxa" w:w="100"/>
+              <w:bottom w:type="dxa" w:w="80"/>
+              <w:right w:type="dxa" w:w="100"/>
+            </w:tcMar>
+          </w:tcPr>
+          <w:p>
+            <w:pPr>
+              <w:spacing w:after="0"/>
+            </w:pPr>
+            <w:r>
+              <w:rPr>
+                <w:b/>
+                <w:bCs/>
+                <w:color w:val="12355B"/>
+                <w:sz w:val="19"/>
+                <w:szCs w:val="19"/>
+              </w:rPr>
+              <w:t xml:space="preserve">Non-Example</w:t>
+            </w:r>
+          </w:p>
+        </w:tc>
+        <w:tc>
+          <w:tcPr>
+            <w:tcW w:type="dxa" w:w="2200"/>
+            <w:shd w:fill="EEF4F8" w:color="auto" w:val="clear"/>
+            <w:tcMar>
+              <w:top w:type="dxa" w:w="80"/>
+              <w:left w:type="dxa" w:w="100"/>
+              <w:bottom w:type="dxa" w:w="80"/>
+              <w:right w:type="dxa" w:w="100"/>
+            </w:tcMar>
+          </w:tcPr>
+          <w:p>
+            <w:pPr>
+              <w:spacing w:after="0"/>
+            </w:pPr>
+            <w:r>
+              <w:rPr>
+                <w:b/>
+                <w:bCs/>
+                <w:color w:val="12355B"/>
+                <w:sz w:val="19"/>
+                <w:szCs w:val="19"/>
+              </w:rPr>
+              <w:t xml:space="preserve">Visual Clue</w:t>
+            </w:r>
+          </w:p>
+        </w:tc>
+      </w:tr>
+      <w:tr>
+        <w:trPr>
+          <w:cantSplit/>
+        </w:trPr>
+        <w:tc>
+          <w:tcPr>
+            <w:tcW w:type="dxa" w:w="1800"/>
+            <w:tcMar>
+              <w:top w:type="dxa" w:w="80"/>
+              <w:left w:type="dxa" w:w="100"/>
+              <w:bottom w:type="dxa" w:w="80"/>
+              <w:right w:type="dxa" w:w="100"/>
+            </w:tcMar>
+            <w:vAlign w:val="top"/>
+          </w:tcPr>
+          <w:p>
+            <w:pPr>
+              <w:spacing w:after="30"/>
+            </w:pPr>
+            <w:r>
+              <w:rPr>
+                <w:b/>
+                <w:bCs/>
+                <w:color w:val="12355B"/>
+                <w:sz w:val="21"/>
+                <w:szCs w:val="21"/>
+              </w:rPr>
+              <w:t xml:space="preserve">Surface Area Using Nets</w:t>
+            </w:r>
+          </w:p>
+          <w:p>
+            <w:pPr>
+              <w:spacing w:after="0"/>
+            </w:pPr>
+            <w:r>
+              <w:rPr>
+                <w:i/>
+                <w:iCs/>
+                <w:color w:val="5F6F80"/>
+                <w:sz w:val="18"/>
+                <w:szCs w:val="18"/>
+              </w:rPr>
+              <w:t xml:space="preserve">Área de superficie usando redes</w:t>
+            </w:r>
+          </w:p>
+        </w:tc>
+        <w:tc>
+          <w:tcPr>
+            <w:tcW w:type="dxa" w:w="3160"/>
+            <w:tcMar>
+              <w:top w:type="dxa" w:w="80"/>
+              <w:left w:type="dxa" w:w="100"/>
+              <w:bottom w:type="dxa" w:w="80"/>
+              <w:right w:type="dxa" w:w="100"/>
+            </w:tcMar>
+            <w:vAlign w:val="top"/>
+          </w:tcPr>
+          <w:p>
+            <w:pPr>
+              <w:spacing w:after="0"/>
+            </w:pPr>
+            <w:r>
+              <w:rPr>
+                <w:sz w:val="20"/>
+                <w:szCs w:val="20"/>
+              </w:rPr>
+              <w:t xml:space="preserve">The total area of all the faces of a solid. A net unfolds the solid flat so you can see every face and add their areas.</w:t>
+            </w:r>
+          </w:p>
+        </w:tc>
+        <w:tc>
+          <w:tcPr>
+            <w:tcW w:type="dxa" w:w="2200"/>
+            <w:tcMar>
+              <w:top w:type="dxa" w:w="80"/>
+              <w:left w:type="dxa" w:w="100"/>
+              <w:bottom w:type="dxa" w:w="80"/>
+              <w:right w:type="dxa" w:w="100"/>
+            </w:tcMar>
+            <w:vAlign w:val="top"/>
+          </w:tcPr>
+          <w:p>
+            <w:pPr>
+              <w:spacing w:after="40"/>
+            </w:pPr>
+            <w:r>
+              <w:rPr>
+                <w:i/>
+                <w:iCs/>
+                <w:color w:val="5F6F80"/>
+                <w:sz w:val="19"/>
+                <w:szCs w:val="19"/>
+              </w:rPr>
+              <w:t xml:space="preserve">Not Surface Area Using Nets: write a counter-example that breaks the definition.</w:t>
+            </w:r>
+          </w:p>
+          <w:p>
+            <w:pPr>
+              <w:pBdr>
+                <w:bottom w:val="single" w:color="AFBECC" w:sz="6"/>
+              </w:pBdr>
+              <w:spacing w:after="30" w:before="150"/>
+            </w:pPr>
+            <w:r>
+              <w:t xml:space="preserve"/>
+            </w:r>
+          </w:p>
+        </w:tc>
+        <w:tc>
+          <w:tcPr>
+            <w:tcW w:type="dxa" w:w="2200"/>
+            <w:tcMar>
+              <w:top w:type="dxa" w:w="80"/>
+              <w:left w:type="dxa" w:w="100"/>
+              <w:bottom w:type="dxa" w:w="80"/>
+              <w:right w:type="dxa" w:w="100"/>
+            </w:tcMar>
+            <w:vAlign w:val="top"/>
+          </w:tcPr>
+          <w:p>
+            <w:pPr>
+              <w:spacing w:after="40"/>
               <w:jc w:val="center"/>
             </w:pPr>
             <w:r>
               <w:drawing>
                 <wp:inline distT="0" distB="0" distL="0" distR="0">
-                  <wp:extent cx="1047750" cy="790575"/>
+                  <wp:extent cx="876300" cy="657225"/>
                   <wp:effectExtent t="0" r="0" b="0" l="0"/>
                   <wp:docPr id="1" name="" descr="" title=""/>
                   <wp:cNvGraphicFramePr>
@@ -316,7 +536,7 @@
                         <pic:spPr bwMode="auto">
                           <a:xfrm>
                             <a:off x="0" y="0"/>
-                            <a:ext cx="1047750" cy="790575"/>
+                            <a:ext cx="876300" cy="657225"/>
                           </a:xfrm>
                           <a:prstGeom prst="rect">
                             <a:avLst/>
@@ -329,32 +549,108 @@
               </w:drawing>
             </w:r>
           </w:p>
-        </w:tc>
-        <w:tc>
-          <w:tcPr>
-            <w:tcW w:type="dxa" w:w="7560"/>
-            <w:tcMar>
-              <w:top w:type="dxa" w:w="100"/>
-              <w:left w:type="dxa" w:w="40"/>
-              <w:bottom w:type="dxa" w:w="100"/>
-              <w:right w:type="dxa" w:w="40"/>
-            </w:tcMar>
-            <w:vAlign w:val="center"/>
-          </w:tcPr>
-          <w:p>
-            <w:pPr>
-              <w:spacing w:after="50"/>
+          <w:p>
+            <w:pPr>
+              <w:spacing w:after="0"/>
+            </w:pPr>
+            <w:r>
+              <w:rPr>
+                <w:i/>
+                <w:iCs/>
+                <w:color w:val="5F6F80"/>
+                <w:sz w:val="18"/>
+                <w:szCs w:val="18"/>
+              </w:rPr>
+              <w:t xml:space="preserve">A box with 6 faces: 2(8×5) + 2(8×3) + 2(5×3) = 158 square units</w:t>
+            </w:r>
+          </w:p>
+        </w:tc>
+      </w:tr>
+      <w:tr>
+        <w:trPr>
+          <w:cantSplit/>
+        </w:trPr>
+        <w:tc>
+          <w:tcPr>
+            <w:tcW w:type="dxa" w:w="1800"/>
+            <w:tcMar>
+              <w:top w:type="dxa" w:w="80"/>
+              <w:left w:type="dxa" w:w="100"/>
+              <w:bottom w:type="dxa" w:w="80"/>
+              <w:right w:type="dxa" w:w="100"/>
+            </w:tcMar>
+            <w:vAlign w:val="top"/>
+          </w:tcPr>
+          <w:p>
+            <w:pPr>
+              <w:spacing w:after="30"/>
             </w:pPr>
             <w:r>
               <w:rPr>
                 <w:b/>
                 <w:bCs/>
                 <w:color w:val="12355B"/>
-                <w:sz w:val="24"/>
-                <w:szCs w:val="24"/>
-              </w:rPr>
-              <w:t xml:space="preserve">Surface Area Using Nets</w:t>
-            </w:r>
+                <w:sz w:val="21"/>
+                <w:szCs w:val="21"/>
+              </w:rPr>
+              <w:t xml:space="preserve">Surface area</w:t>
+            </w:r>
+          </w:p>
+          <w:p>
+            <w:pPr>
+              <w:spacing w:after="0"/>
+            </w:pPr>
+            <w:r>
+              <w:rPr>
+                <w:i/>
+                <w:iCs/>
+                <w:color w:val="5F6F80"/>
+                <w:sz w:val="18"/>
+                <w:szCs w:val="18"/>
+              </w:rPr>
+              <w:t xml:space="preserve">Área de superficie</w:t>
+            </w:r>
+          </w:p>
+        </w:tc>
+        <w:tc>
+          <w:tcPr>
+            <w:tcW w:type="dxa" w:w="3160"/>
+            <w:tcMar>
+              <w:top w:type="dxa" w:w="80"/>
+              <w:left w:type="dxa" w:w="100"/>
+              <w:bottom w:type="dxa" w:w="80"/>
+              <w:right w:type="dxa" w:w="100"/>
+            </w:tcMar>
+            <w:vAlign w:val="top"/>
+          </w:tcPr>
+          <w:p>
+            <w:pPr>
+              <w:spacing w:after="0"/>
+            </w:pPr>
+            <w:r>
+              <w:rPr>
+                <w:sz w:val="20"/>
+                <w:szCs w:val="20"/>
+              </w:rPr>
+              <w:t xml:space="preserve">The total area of all the flat sides of a solid.</w:t>
+            </w:r>
+          </w:p>
+        </w:tc>
+        <w:tc>
+          <w:tcPr>
+            <w:tcW w:type="dxa" w:w="2200"/>
+            <w:tcMar>
+              <w:top w:type="dxa" w:w="80"/>
+              <w:left w:type="dxa" w:w="100"/>
+              <w:bottom w:type="dxa" w:w="80"/>
+              <w:right w:type="dxa" w:w="100"/>
+            </w:tcMar>
+            <w:vAlign w:val="top"/>
+          </w:tcPr>
+          <w:p>
+            <w:pPr>
+              <w:spacing w:after="40"/>
+            </w:pPr>
             <w:r>
               <w:rPr>
                 <w:i/>
@@ -363,89 +659,41 @@
                 <w:sz w:val="19"/>
                 <w:szCs w:val="19"/>
               </w:rPr>
-              <w:t xml:space="preserve">   Área de superficie usando redes</w:t>
-            </w:r>
-          </w:p>
+              <w:t xml:space="preserve">Not Surface area: write a counter-example that breaks the definition.</w:t>
+            </w:r>
+          </w:p>
+          <w:p>
+            <w:pPr>
+              <w:pBdr>
+                <w:bottom w:val="single" w:color="AFBECC" w:sz="6"/>
+              </w:pBdr>
+              <w:spacing w:after="30" w:before="150"/>
+            </w:pPr>
+            <w:r>
+              <w:t xml:space="preserve"/>
+            </w:r>
+          </w:p>
+        </w:tc>
+        <w:tc>
+          <w:tcPr>
+            <w:tcW w:type="dxa" w:w="2200"/>
+            <w:tcMar>
+              <w:top w:type="dxa" w:w="80"/>
+              <w:left w:type="dxa" w:w="100"/>
+              <w:bottom w:type="dxa" w:w="80"/>
+              <w:right w:type="dxa" w:w="100"/>
+            </w:tcMar>
+            <w:vAlign w:val="top"/>
+          </w:tcPr>
           <w:p>
             <w:pPr>
               <w:spacing w:after="40"/>
-            </w:pPr>
-            <w:r>
-              <w:rPr>
-                <w:sz w:val="21"/>
-                <w:szCs w:val="21"/>
-              </w:rPr>
-              <w:t xml:space="preserve">The total area of all the faces of a solid. A net unfolds the solid flat so you can see every face and add their areas.</w:t>
-            </w:r>
-          </w:p>
-          <w:p>
-            <w:pPr>
-              <w:spacing w:after="0"/>
-            </w:pPr>
-            <w:r>
-              <w:rPr>
-                <w:b/>
-                <w:bCs/>
-                <w:color w:val="1FA6A2"/>
-                <w:sz w:val="18"/>
-                <w:szCs w:val="18"/>
-              </w:rPr>
-              <w:t xml:space="preserve">Example:  </w:t>
-            </w:r>
-            <w:r>
-              <w:rPr>
-                <w:i/>
-                <w:iCs/>
-                <w:color w:val="5F6F80"/>
-                <w:sz w:val="18"/>
-                <w:szCs w:val="18"/>
-              </w:rPr>
-              <w:t xml:space="preserve">A box with 6 faces: 2(8×5) + 2(8×3) + 2(5×3) = 158 square units</w:t>
-            </w:r>
-          </w:p>
-        </w:tc>
-      </w:tr>
-    </w:tbl>
-    <w:tbl>
-      <w:tblPr>
-        <w:tblW w:type="pct" w:w="100%"/>
-        <w:tblBorders>
-          <w:top w:val="none" w:color="FFFFFF" w:sz="0"/>
-          <w:left w:val="none" w:color="FFFFFF" w:sz="0"/>
-          <w:bottom w:val="single" w:color="C7D2DD" w:sz="4"/>
-          <w:right w:val="none" w:color="FFFFFF" w:sz="0"/>
-          <w:insideH w:val="none" w:color="FFFFFF" w:sz="0"/>
-          <w:insideV w:val="none" w:color="FFFFFF" w:sz="0"/>
-        </w:tblBorders>
-      </w:tblPr>
-      <w:tblGrid>
-        <w:gridCol w:w="1800"/>
-        <w:gridCol w:w="7560"/>
-      </w:tblGrid>
-      <w:tr>
-        <w:trPr>
-          <w:cantSplit/>
-        </w:trPr>
-        <w:tc>
-          <w:tcPr>
-            <w:tcW w:type="dxa" w:w="1800"/>
-            <w:tcMar>
-              <w:top w:type="dxa" w:w="100"/>
-              <w:left w:type="dxa" w:w="40"/>
-              <w:bottom w:type="dxa" w:w="100"/>
-              <w:right w:type="dxa" w:w="120"/>
-            </w:tcMar>
-            <w:vAlign w:val="center"/>
-          </w:tcPr>
-          <w:p>
-            <w:pPr>
-              <w:spacing w:after="0"/>
               <w:jc w:val="center"/>
             </w:pPr>
             <w:r>
               <w:drawing>
                 <wp:inline distT="0" distB="0" distL="0" distR="0">
-                  <wp:extent cx="1047750" cy="790575"/>
+                  <wp:extent cx="876300" cy="657225"/>
                   <wp:effectExtent t="0" r="0" b="0" l="0"/>
                   <wp:docPr id="1" name="" descr="" title=""/>
                   <wp:cNvGraphicFramePr>
@@ -470,7 +718,7 @@
                         <pic:spPr bwMode="auto">
                           <a:xfrm>
                             <a:off x="0" y="0"/>
-                            <a:ext cx="1047750" cy="790575"/>
+                            <a:ext cx="876300" cy="657225"/>
                           </a:xfrm>
                           <a:prstGeom prst="rect">
                             <a:avLst/>
@@ -483,32 +731,108 @@
               </w:drawing>
             </w:r>
           </w:p>
-        </w:tc>
-        <w:tc>
-          <w:tcPr>
-            <w:tcW w:type="dxa" w:w="7560"/>
-            <w:tcMar>
-              <w:top w:type="dxa" w:w="100"/>
-              <w:left w:type="dxa" w:w="40"/>
-              <w:bottom w:type="dxa" w:w="100"/>
-              <w:right w:type="dxa" w:w="40"/>
-            </w:tcMar>
-            <w:vAlign w:val="center"/>
-          </w:tcPr>
-          <w:p>
-            <w:pPr>
-              <w:spacing w:after="50"/>
+          <w:p>
+            <w:pPr>
+              <w:spacing w:after="0"/>
+            </w:pPr>
+            <w:r>
+              <w:rPr>
+                <w:i/>
+                <w:iCs/>
+                <w:color w:val="5F6F80"/>
+                <w:sz w:val="18"/>
+                <w:szCs w:val="18"/>
+              </w:rPr>
+              <w:t xml:space="preserve">A box 6 × 4 × 2: SA = 2(24) + 2(12) + 2(8) = 88 in² — like wrapping paper needed</w:t>
+            </w:r>
+          </w:p>
+        </w:tc>
+      </w:tr>
+      <w:tr>
+        <w:trPr>
+          <w:cantSplit/>
+        </w:trPr>
+        <w:tc>
+          <w:tcPr>
+            <w:tcW w:type="dxa" w:w="1800"/>
+            <w:tcMar>
+              <w:top w:type="dxa" w:w="80"/>
+              <w:left w:type="dxa" w:w="100"/>
+              <w:bottom w:type="dxa" w:w="80"/>
+              <w:right w:type="dxa" w:w="100"/>
+            </w:tcMar>
+            <w:vAlign w:val="top"/>
+          </w:tcPr>
+          <w:p>
+            <w:pPr>
+              <w:spacing w:after="30"/>
             </w:pPr>
             <w:r>
               <w:rPr>
                 <w:b/>
                 <w:bCs/>
                 <w:color w:val="12355B"/>
-                <w:sz w:val="24"/>
-                <w:szCs w:val="24"/>
-              </w:rPr>
-              <w:t xml:space="preserve">Surface area</w:t>
-            </w:r>
+                <w:sz w:val="21"/>
+                <w:szCs w:val="21"/>
+              </w:rPr>
+              <w:t xml:space="preserve">Net</w:t>
+            </w:r>
+          </w:p>
+          <w:p>
+            <w:pPr>
+              <w:spacing w:after="0"/>
+            </w:pPr>
+            <w:r>
+              <w:rPr>
+                <w:i/>
+                <w:iCs/>
+                <w:color w:val="5F6F80"/>
+                <w:sz w:val="18"/>
+                <w:szCs w:val="18"/>
+              </w:rPr>
+              <w:t xml:space="preserve">Plantilla (desarrollo plano)</w:t>
+            </w:r>
+          </w:p>
+        </w:tc>
+        <w:tc>
+          <w:tcPr>
+            <w:tcW w:type="dxa" w:w="3160"/>
+            <w:tcMar>
+              <w:top w:type="dxa" w:w="80"/>
+              <w:left w:type="dxa" w:w="100"/>
+              <w:bottom w:type="dxa" w:w="80"/>
+              <w:right w:type="dxa" w:w="100"/>
+            </w:tcMar>
+            <w:vAlign w:val="top"/>
+          </w:tcPr>
+          <w:p>
+            <w:pPr>
+              <w:spacing w:after="0"/>
+            </w:pPr>
+            <w:r>
+              <w:rPr>
+                <w:sz w:val="20"/>
+                <w:szCs w:val="20"/>
+              </w:rPr>
+              <w:t xml:space="preserve">A flat shape that folds up into a solid.</w:t>
+            </w:r>
+          </w:p>
+        </w:tc>
+        <w:tc>
+          <w:tcPr>
+            <w:tcW w:type="dxa" w:w="2200"/>
+            <w:tcMar>
+              <w:top w:type="dxa" w:w="80"/>
+              <w:left w:type="dxa" w:w="100"/>
+              <w:bottom w:type="dxa" w:w="80"/>
+              <w:right w:type="dxa" w:w="100"/>
+            </w:tcMar>
+            <w:vAlign w:val="top"/>
+          </w:tcPr>
+          <w:p>
+            <w:pPr>
+              <w:spacing w:after="40"/>
+            </w:pPr>
             <w:r>
               <w:rPr>
                 <w:i/>
@@ -517,89 +841,41 @@
                 <w:sz w:val="19"/>
                 <w:szCs w:val="19"/>
               </w:rPr>
-              <w:t xml:space="preserve">   Área de superficie</w:t>
-            </w:r>
-          </w:p>
+              <w:t xml:space="preserve">Not Net: write a counter-example that breaks the definition.</w:t>
+            </w:r>
+          </w:p>
+          <w:p>
+            <w:pPr>
+              <w:pBdr>
+                <w:bottom w:val="single" w:color="AFBECC" w:sz="6"/>
+              </w:pBdr>
+              <w:spacing w:after="30" w:before="150"/>
+            </w:pPr>
+            <w:r>
+              <w:t xml:space="preserve"/>
+            </w:r>
+          </w:p>
+        </w:tc>
+        <w:tc>
+          <w:tcPr>
+            <w:tcW w:type="dxa" w:w="2200"/>
+            <w:tcMar>
+              <w:top w:type="dxa" w:w="80"/>
+              <w:left w:type="dxa" w:w="100"/>
+              <w:bottom w:type="dxa" w:w="80"/>
+              <w:right w:type="dxa" w:w="100"/>
+            </w:tcMar>
+            <w:vAlign w:val="top"/>
+          </w:tcPr>
           <w:p>
             <w:pPr>
               <w:spacing w:after="40"/>
-            </w:pPr>
-            <w:r>
-              <w:rPr>
-                <w:sz w:val="21"/>
-                <w:szCs w:val="21"/>
-              </w:rPr>
-              <w:t xml:space="preserve">The total area of all the flat sides of a solid.</w:t>
-            </w:r>
-          </w:p>
-          <w:p>
-            <w:pPr>
-              <w:spacing w:after="0"/>
-            </w:pPr>
-            <w:r>
-              <w:rPr>
-                <w:b/>
-                <w:bCs/>
-                <w:color w:val="1FA6A2"/>
-                <w:sz w:val="18"/>
-                <w:szCs w:val="18"/>
-              </w:rPr>
-              <w:t xml:space="preserve">Example:  </w:t>
-            </w:r>
-            <w:r>
-              <w:rPr>
-                <w:i/>
-                <w:iCs/>
-                <w:color w:val="5F6F80"/>
-                <w:sz w:val="18"/>
-                <w:szCs w:val="18"/>
-              </w:rPr>
-              <w:t xml:space="preserve">A box 6 × 4 × 2: SA = 2(24) + 2(12) + 2(8) = 88 in² — like wrapping paper needed</w:t>
-            </w:r>
-          </w:p>
-        </w:tc>
-      </w:tr>
-    </w:tbl>
-    <w:tbl>
-      <w:tblPr>
-        <w:tblW w:type="pct" w:w="100%"/>
-        <w:tblBorders>
-          <w:top w:val="none" w:color="FFFFFF" w:sz="0"/>
-          <w:left w:val="none" w:color="FFFFFF" w:sz="0"/>
-          <w:bottom w:val="single" w:color="C7D2DD" w:sz="4"/>
-          <w:right w:val="none" w:color="FFFFFF" w:sz="0"/>
-          <w:insideH w:val="none" w:color="FFFFFF" w:sz="0"/>
-          <w:insideV w:val="none" w:color="FFFFFF" w:sz="0"/>
-        </w:tblBorders>
-      </w:tblPr>
-      <w:tblGrid>
-        <w:gridCol w:w="1800"/>
-        <w:gridCol w:w="7560"/>
-      </w:tblGrid>
-      <w:tr>
-        <w:trPr>
-          <w:cantSplit/>
-        </w:trPr>
-        <w:tc>
-          <w:tcPr>
-            <w:tcW w:type="dxa" w:w="1800"/>
-            <w:tcMar>
-              <w:top w:type="dxa" w:w="100"/>
-              <w:left w:type="dxa" w:w="40"/>
-              <w:bottom w:type="dxa" w:w="100"/>
-              <w:right w:type="dxa" w:w="120"/>
-            </w:tcMar>
-            <w:vAlign w:val="center"/>
-          </w:tcPr>
-          <w:p>
-            <w:pPr>
-              <w:spacing w:after="0"/>
               <w:jc w:val="center"/>
             </w:pPr>
             <w:r>
               <w:drawing>
                 <wp:inline distT="0" distB="0" distL="0" distR="0">
-                  <wp:extent cx="1047750" cy="695325"/>
+                  <wp:extent cx="876300" cy="581025"/>
                   <wp:effectExtent t="0" r="0" b="0" l="0"/>
                   <wp:docPr id="1" name="" descr="" title=""/>
                   <wp:cNvGraphicFramePr>
@@ -624,7 +900,7 @@
                         <pic:spPr bwMode="auto">
                           <a:xfrm>
                             <a:off x="0" y="0"/>
-                            <a:ext cx="1047750" cy="695325"/>
+                            <a:ext cx="876300" cy="581025"/>
                           </a:xfrm>
                           <a:prstGeom prst="rect">
                             <a:avLst/>
@@ -637,32 +913,108 @@
               </w:drawing>
             </w:r>
           </w:p>
-        </w:tc>
-        <w:tc>
-          <w:tcPr>
-            <w:tcW w:type="dxa" w:w="7560"/>
-            <w:tcMar>
-              <w:top w:type="dxa" w:w="100"/>
-              <w:left w:type="dxa" w:w="40"/>
-              <w:bottom w:type="dxa" w:w="100"/>
-              <w:right w:type="dxa" w:w="40"/>
-            </w:tcMar>
-            <w:vAlign w:val="center"/>
-          </w:tcPr>
-          <w:p>
-            <w:pPr>
-              <w:spacing w:after="50"/>
+          <w:p>
+            <w:pPr>
+              <w:spacing w:after="0"/>
+            </w:pPr>
+            <w:r>
+              <w:rPr>
+                <w:i/>
+                <w:iCs/>
+                <w:color w:val="5F6F80"/>
+                <w:sz w:val="18"/>
+                <w:szCs w:val="18"/>
+              </w:rPr>
+              <w:t xml:space="preserve">Cut along the edges of a cereal box and unfold it flat — you see all 6 faces</w:t>
+            </w:r>
+          </w:p>
+        </w:tc>
+      </w:tr>
+      <w:tr>
+        <w:trPr>
+          <w:cantSplit/>
+        </w:trPr>
+        <w:tc>
+          <w:tcPr>
+            <w:tcW w:type="dxa" w:w="1800"/>
+            <w:tcMar>
+              <w:top w:type="dxa" w:w="80"/>
+              <w:left w:type="dxa" w:w="100"/>
+              <w:bottom w:type="dxa" w:w="80"/>
+              <w:right w:type="dxa" w:w="100"/>
+            </w:tcMar>
+            <w:vAlign w:val="top"/>
+          </w:tcPr>
+          <w:p>
+            <w:pPr>
+              <w:spacing w:after="30"/>
             </w:pPr>
             <w:r>
               <w:rPr>
                 <w:b/>
                 <w:bCs/>
                 <w:color w:val="12355B"/>
-                <w:sz w:val="24"/>
-                <w:szCs w:val="24"/>
-              </w:rPr>
-              <w:t xml:space="preserve">Net</w:t>
-            </w:r>
+                <w:sz w:val="21"/>
+                <w:szCs w:val="21"/>
+              </w:rPr>
+              <w:t xml:space="preserve">Face</w:t>
+            </w:r>
+          </w:p>
+          <w:p>
+            <w:pPr>
+              <w:spacing w:after="0"/>
+            </w:pPr>
+            <w:r>
+              <w:rPr>
+                <w:i/>
+                <w:iCs/>
+                <w:color w:val="5F6F80"/>
+                <w:sz w:val="18"/>
+                <w:szCs w:val="18"/>
+              </w:rPr>
+              <w:t xml:space="preserve">Cara</w:t>
+            </w:r>
+          </w:p>
+        </w:tc>
+        <w:tc>
+          <w:tcPr>
+            <w:tcW w:type="dxa" w:w="3160"/>
+            <w:tcMar>
+              <w:top w:type="dxa" w:w="80"/>
+              <w:left w:type="dxa" w:w="100"/>
+              <w:bottom w:type="dxa" w:w="80"/>
+              <w:right w:type="dxa" w:w="100"/>
+            </w:tcMar>
+            <w:vAlign w:val="top"/>
+          </w:tcPr>
+          <w:p>
+            <w:pPr>
+              <w:spacing w:after="0"/>
+            </w:pPr>
+            <w:r>
+              <w:rPr>
+                <w:sz w:val="20"/>
+                <w:szCs w:val="20"/>
+              </w:rPr>
+              <w:t xml:space="preserve">One flat side of a solid shape.</w:t>
+            </w:r>
+          </w:p>
+        </w:tc>
+        <w:tc>
+          <w:tcPr>
+            <w:tcW w:type="dxa" w:w="2200"/>
+            <w:tcMar>
+              <w:top w:type="dxa" w:w="80"/>
+              <w:left w:type="dxa" w:w="100"/>
+              <w:bottom w:type="dxa" w:w="80"/>
+              <w:right w:type="dxa" w:w="100"/>
+            </w:tcMar>
+            <w:vAlign w:val="top"/>
+          </w:tcPr>
+          <w:p>
+            <w:pPr>
+              <w:spacing w:after="40"/>
+            </w:pPr>
             <w:r>
               <w:rPr>
                 <w:i/>
@@ -671,89 +1023,41 @@
                 <w:sz w:val="19"/>
                 <w:szCs w:val="19"/>
               </w:rPr>
-              <w:t xml:space="preserve">   Plantilla (desarrollo plano)</w:t>
-            </w:r>
-          </w:p>
+              <w:t xml:space="preserve">Not Face: write a counter-example that breaks the definition.</w:t>
+            </w:r>
+          </w:p>
+          <w:p>
+            <w:pPr>
+              <w:pBdr>
+                <w:bottom w:val="single" w:color="AFBECC" w:sz="6"/>
+              </w:pBdr>
+              <w:spacing w:after="30" w:before="150"/>
+            </w:pPr>
+            <w:r>
+              <w:t xml:space="preserve"/>
+            </w:r>
+          </w:p>
+        </w:tc>
+        <w:tc>
+          <w:tcPr>
+            <w:tcW w:type="dxa" w:w="2200"/>
+            <w:tcMar>
+              <w:top w:type="dxa" w:w="80"/>
+              <w:left w:type="dxa" w:w="100"/>
+              <w:bottom w:type="dxa" w:w="80"/>
+              <w:right w:type="dxa" w:w="100"/>
+            </w:tcMar>
+            <w:vAlign w:val="top"/>
+          </w:tcPr>
           <w:p>
             <w:pPr>
               <w:spacing w:after="40"/>
-            </w:pPr>
-            <w:r>
-              <w:rPr>
-                <w:sz w:val="21"/>
-                <w:szCs w:val="21"/>
-              </w:rPr>
-              <w:t xml:space="preserve">A flat shape that folds up into a solid.</w:t>
-            </w:r>
-          </w:p>
-          <w:p>
-            <w:pPr>
-              <w:spacing w:after="0"/>
-            </w:pPr>
-            <w:r>
-              <w:rPr>
-                <w:b/>
-                <w:bCs/>
-                <w:color w:val="1FA6A2"/>
-                <w:sz w:val="18"/>
-                <w:szCs w:val="18"/>
-              </w:rPr>
-              <w:t xml:space="preserve">Example:  </w:t>
-            </w:r>
-            <w:r>
-              <w:rPr>
-                <w:i/>
-                <w:iCs/>
-                <w:color w:val="5F6F80"/>
-                <w:sz w:val="18"/>
-                <w:szCs w:val="18"/>
-              </w:rPr>
-              <w:t xml:space="preserve">Cut along the edges of a cereal box and unfold it flat — you see all 6 faces</w:t>
-            </w:r>
-          </w:p>
-        </w:tc>
-      </w:tr>
-    </w:tbl>
-    <w:tbl>
-      <w:tblPr>
-        <w:tblW w:type="pct" w:w="100%"/>
-        <w:tblBorders>
-          <w:top w:val="none" w:color="FFFFFF" w:sz="0"/>
-          <w:left w:val="none" w:color="FFFFFF" w:sz="0"/>
-          <w:bottom w:val="single" w:color="C7D2DD" w:sz="4"/>
-          <w:right w:val="none" w:color="FFFFFF" w:sz="0"/>
-          <w:insideH w:val="none" w:color="FFFFFF" w:sz="0"/>
-          <w:insideV w:val="none" w:color="FFFFFF" w:sz="0"/>
-        </w:tblBorders>
-      </w:tblPr>
-      <w:tblGrid>
-        <w:gridCol w:w="1800"/>
-        <w:gridCol w:w="7560"/>
-      </w:tblGrid>
-      <w:tr>
-        <w:trPr>
-          <w:cantSplit/>
-        </w:trPr>
-        <w:tc>
-          <w:tcPr>
-            <w:tcW w:type="dxa" w:w="1800"/>
-            <w:tcMar>
-              <w:top w:type="dxa" w:w="100"/>
-              <w:left w:type="dxa" w:w="40"/>
-              <w:bottom w:type="dxa" w:w="100"/>
-              <w:right w:type="dxa" w:w="120"/>
-            </w:tcMar>
-            <w:vAlign w:val="center"/>
-          </w:tcPr>
-          <w:p>
-            <w:pPr>
-              <w:spacing w:after="0"/>
               <w:jc w:val="center"/>
             </w:pPr>
             <w:r>
               <w:drawing>
                 <wp:inline distT="0" distB="0" distL="0" distR="0">
-                  <wp:extent cx="1047750" cy="695325"/>
+                  <wp:extent cx="876300" cy="581025"/>
                   <wp:effectExtent t="0" r="0" b="0" l="0"/>
                   <wp:docPr id="1" name="" descr="" title=""/>
                   <wp:cNvGraphicFramePr>
@@ -778,7 +1082,7 @@
                         <pic:spPr bwMode="auto">
                           <a:xfrm>
                             <a:off x="0" y="0"/>
-                            <a:ext cx="1047750" cy="695325"/>
+                            <a:ext cx="876300" cy="581025"/>
                           </a:xfrm>
                           <a:prstGeom prst="rect">
                             <a:avLst/>
@@ -791,32 +1095,108 @@
               </w:drawing>
             </w:r>
           </w:p>
-        </w:tc>
-        <w:tc>
-          <w:tcPr>
-            <w:tcW w:type="dxa" w:w="7560"/>
-            <w:tcMar>
-              <w:top w:type="dxa" w:w="100"/>
-              <w:left w:type="dxa" w:w="40"/>
-              <w:bottom w:type="dxa" w:w="100"/>
-              <w:right w:type="dxa" w:w="40"/>
-            </w:tcMar>
-            <w:vAlign w:val="center"/>
-          </w:tcPr>
-          <w:p>
-            <w:pPr>
-              <w:spacing w:after="50"/>
+          <w:p>
+            <w:pPr>
+              <w:spacing w:after="0"/>
+            </w:pPr>
+            <w:r>
+              <w:rPr>
+                <w:i/>
+                <w:iCs/>
+                <w:color w:val="5F6F80"/>
+                <w:sz w:val="18"/>
+                <w:szCs w:val="18"/>
+              </w:rPr>
+              <w:t xml:space="preserve">A rectangular prism has 6 faces: top, bottom, front, back, left, right</w:t>
+            </w:r>
+          </w:p>
+        </w:tc>
+      </w:tr>
+      <w:tr>
+        <w:trPr>
+          <w:cantSplit/>
+        </w:trPr>
+        <w:tc>
+          <w:tcPr>
+            <w:tcW w:type="dxa" w:w="1800"/>
+            <w:tcMar>
+              <w:top w:type="dxa" w:w="80"/>
+              <w:left w:type="dxa" w:w="100"/>
+              <w:bottom w:type="dxa" w:w="80"/>
+              <w:right w:type="dxa" w:w="100"/>
+            </w:tcMar>
+            <w:vAlign w:val="top"/>
+          </w:tcPr>
+          <w:p>
+            <w:pPr>
+              <w:spacing w:after="30"/>
             </w:pPr>
             <w:r>
               <w:rPr>
                 <w:b/>
                 <w:bCs/>
                 <w:color w:val="12355B"/>
-                <w:sz w:val="24"/>
-                <w:szCs w:val="24"/>
-              </w:rPr>
-              <w:t xml:space="preserve">Face</w:t>
-            </w:r>
+                <w:sz w:val="21"/>
+                <w:szCs w:val="21"/>
+              </w:rPr>
+              <w:t xml:space="preserve">Two-dimensional</w:t>
+            </w:r>
+          </w:p>
+          <w:p>
+            <w:pPr>
+              <w:spacing w:after="0"/>
+            </w:pPr>
+            <w:r>
+              <w:rPr>
+                <w:i/>
+                <w:iCs/>
+                <w:color w:val="5F6F80"/>
+                <w:sz w:val="18"/>
+                <w:szCs w:val="18"/>
+              </w:rPr>
+              <w:t xml:space="preserve">Bidimensional</w:t>
+            </w:r>
+          </w:p>
+        </w:tc>
+        <w:tc>
+          <w:tcPr>
+            <w:tcW w:type="dxa" w:w="3160"/>
+            <w:tcMar>
+              <w:top w:type="dxa" w:w="80"/>
+              <w:left w:type="dxa" w:w="100"/>
+              <w:bottom w:type="dxa" w:w="80"/>
+              <w:right w:type="dxa" w:w="100"/>
+            </w:tcMar>
+            <w:vAlign w:val="top"/>
+          </w:tcPr>
+          <w:p>
+            <w:pPr>
+              <w:spacing w:after="0"/>
+            </w:pPr>
+            <w:r>
+              <w:rPr>
+                <w:sz w:val="20"/>
+                <w:szCs w:val="20"/>
+              </w:rPr>
+              <w:t xml:space="preserve">A flat shape with length and width, but no thickness.</w:t>
+            </w:r>
+          </w:p>
+        </w:tc>
+        <w:tc>
+          <w:tcPr>
+            <w:tcW w:type="dxa" w:w="2200"/>
+            <w:tcMar>
+              <w:top w:type="dxa" w:w="80"/>
+              <w:left w:type="dxa" w:w="100"/>
+              <w:bottom w:type="dxa" w:w="80"/>
+              <w:right w:type="dxa" w:w="100"/>
+            </w:tcMar>
+            <w:vAlign w:val="top"/>
+          </w:tcPr>
+          <w:p>
+            <w:pPr>
+              <w:spacing w:after="40"/>
+            </w:pPr>
             <w:r>
               <w:rPr>
                 <w:i/>
@@ -825,89 +1205,41 @@
                 <w:sz w:val="19"/>
                 <w:szCs w:val="19"/>
               </w:rPr>
-              <w:t xml:space="preserve">   Cara</w:t>
-            </w:r>
-          </w:p>
+              <w:t xml:space="preserve">Not Two-dimensional: write a counter-example that breaks the definition.</w:t>
+            </w:r>
+          </w:p>
+          <w:p>
+            <w:pPr>
+              <w:pBdr>
+                <w:bottom w:val="single" w:color="AFBECC" w:sz="6"/>
+              </w:pBdr>
+              <w:spacing w:after="30" w:before="150"/>
+            </w:pPr>
+            <w:r>
+              <w:t xml:space="preserve"/>
+            </w:r>
+          </w:p>
+        </w:tc>
+        <w:tc>
+          <w:tcPr>
+            <w:tcW w:type="dxa" w:w="2200"/>
+            <w:tcMar>
+              <w:top w:type="dxa" w:w="80"/>
+              <w:left w:type="dxa" w:w="100"/>
+              <w:bottom w:type="dxa" w:w="80"/>
+              <w:right w:type="dxa" w:w="100"/>
+            </w:tcMar>
+            <w:vAlign w:val="top"/>
+          </w:tcPr>
           <w:p>
             <w:pPr>
               <w:spacing w:after="40"/>
-            </w:pPr>
-            <w:r>
-              <w:rPr>
-                <w:sz w:val="21"/>
-                <w:szCs w:val="21"/>
-              </w:rPr>
-              <w:t xml:space="preserve">One flat side of a solid shape.</w:t>
-            </w:r>
-          </w:p>
-          <w:p>
-            <w:pPr>
-              <w:spacing w:after="0"/>
-            </w:pPr>
-            <w:r>
-              <w:rPr>
-                <w:b/>
-                <w:bCs/>
-                <w:color w:val="1FA6A2"/>
-                <w:sz w:val="18"/>
-                <w:szCs w:val="18"/>
-              </w:rPr>
-              <w:t xml:space="preserve">Example:  </w:t>
-            </w:r>
-            <w:r>
-              <w:rPr>
-                <w:i/>
-                <w:iCs/>
-                <w:color w:val="5F6F80"/>
-                <w:sz w:val="18"/>
-                <w:szCs w:val="18"/>
-              </w:rPr>
-              <w:t xml:space="preserve">A rectangular prism has 6 faces: top, bottom, front, back, left, right</w:t>
-            </w:r>
-          </w:p>
-        </w:tc>
-      </w:tr>
-    </w:tbl>
-    <w:tbl>
-      <w:tblPr>
-        <w:tblW w:type="pct" w:w="100%"/>
-        <w:tblBorders>
-          <w:top w:val="none" w:color="FFFFFF" w:sz="0"/>
-          <w:left w:val="none" w:color="FFFFFF" w:sz="0"/>
-          <w:bottom w:val="single" w:color="C7D2DD" w:sz="4"/>
-          <w:right w:val="none" w:color="FFFFFF" w:sz="0"/>
-          <w:insideH w:val="none" w:color="FFFFFF" w:sz="0"/>
-          <w:insideV w:val="none" w:color="FFFFFF" w:sz="0"/>
-        </w:tblBorders>
-      </w:tblPr>
-      <w:tblGrid>
-        <w:gridCol w:w="1800"/>
-        <w:gridCol w:w="7560"/>
-      </w:tblGrid>
-      <w:tr>
-        <w:trPr>
-          <w:cantSplit/>
-        </w:trPr>
-        <w:tc>
-          <w:tcPr>
-            <w:tcW w:type="dxa" w:w="1800"/>
-            <w:tcMar>
-              <w:top w:type="dxa" w:w="100"/>
-              <w:left w:type="dxa" w:w="40"/>
-              <w:bottom w:type="dxa" w:w="100"/>
-              <w:right w:type="dxa" w:w="120"/>
-            </w:tcMar>
-            <w:vAlign w:val="center"/>
-          </w:tcPr>
-          <w:p>
-            <w:pPr>
-              <w:spacing w:after="0"/>
               <w:jc w:val="center"/>
             </w:pPr>
             <w:r>
               <w:drawing>
                 <wp:inline distT="0" distB="0" distL="0" distR="0">
-                  <wp:extent cx="1047750" cy="790575"/>
+                  <wp:extent cx="876300" cy="657225"/>
                   <wp:effectExtent t="0" r="0" b="0" l="0"/>
                   <wp:docPr id="1" name="" descr="" title=""/>
                   <wp:cNvGraphicFramePr>
@@ -932,7 +1264,7 @@
                         <pic:spPr bwMode="auto">
                           <a:xfrm>
                             <a:off x="0" y="0"/>
-                            <a:ext cx="1047750" cy="790575"/>
+                            <a:ext cx="876300" cy="657225"/>
                           </a:xfrm>
                           <a:prstGeom prst="rect">
                             <a:avLst/>
@@ -945,32 +1277,108 @@
               </w:drawing>
             </w:r>
           </w:p>
-        </w:tc>
-        <w:tc>
-          <w:tcPr>
-            <w:tcW w:type="dxa" w:w="7560"/>
-            <w:tcMar>
-              <w:top w:type="dxa" w:w="100"/>
-              <w:left w:type="dxa" w:w="40"/>
-              <w:bottom w:type="dxa" w:w="100"/>
-              <w:right w:type="dxa" w:w="40"/>
-            </w:tcMar>
-            <w:vAlign w:val="center"/>
-          </w:tcPr>
-          <w:p>
-            <w:pPr>
-              <w:spacing w:after="50"/>
+          <w:p>
+            <w:pPr>
+              <w:spacing w:after="0"/>
+            </w:pPr>
+            <w:r>
+              <w:rPr>
+                <w:i/>
+                <w:iCs/>
+                <w:color w:val="5F6F80"/>
+                <w:sz w:val="18"/>
+                <w:szCs w:val="18"/>
+              </w:rPr>
+              <w:t xml:space="preserve">A rectangle drawn on paper is 2D — it has length and width but no depth</w:t>
+            </w:r>
+          </w:p>
+        </w:tc>
+      </w:tr>
+      <w:tr>
+        <w:trPr>
+          <w:cantSplit/>
+        </w:trPr>
+        <w:tc>
+          <w:tcPr>
+            <w:tcW w:type="dxa" w:w="1800"/>
+            <w:tcMar>
+              <w:top w:type="dxa" w:w="80"/>
+              <w:left w:type="dxa" w:w="100"/>
+              <w:bottom w:type="dxa" w:w="80"/>
+              <w:right w:type="dxa" w:w="100"/>
+            </w:tcMar>
+            <w:vAlign w:val="top"/>
+          </w:tcPr>
+          <w:p>
+            <w:pPr>
+              <w:spacing w:after="30"/>
             </w:pPr>
             <w:r>
               <w:rPr>
                 <w:b/>
                 <w:bCs/>
                 <w:color w:val="12355B"/>
-                <w:sz w:val="24"/>
-                <w:szCs w:val="24"/>
-              </w:rPr>
-              <w:t xml:space="preserve">Two-dimensional</w:t>
-            </w:r>
+                <w:sz w:val="21"/>
+                <w:szCs w:val="21"/>
+              </w:rPr>
+              <w:t xml:space="preserve">Edge</w:t>
+            </w:r>
+          </w:p>
+          <w:p>
+            <w:pPr>
+              <w:spacing w:after="0"/>
+            </w:pPr>
+            <w:r>
+              <w:rPr>
+                <w:i/>
+                <w:iCs/>
+                <w:color w:val="5F6F80"/>
+                <w:sz w:val="18"/>
+                <w:szCs w:val="18"/>
+              </w:rPr>
+              <w:t xml:space="preserve">Arista</w:t>
+            </w:r>
+          </w:p>
+        </w:tc>
+        <w:tc>
+          <w:tcPr>
+            <w:tcW w:type="dxa" w:w="3160"/>
+            <w:tcMar>
+              <w:top w:type="dxa" w:w="80"/>
+              <w:left w:type="dxa" w:w="100"/>
+              <w:bottom w:type="dxa" w:w="80"/>
+              <w:right w:type="dxa" w:w="100"/>
+            </w:tcMar>
+            <w:vAlign w:val="top"/>
+          </w:tcPr>
+          <w:p>
+            <w:pPr>
+              <w:spacing w:after="0"/>
+            </w:pPr>
+            <w:r>
+              <w:rPr>
+                <w:sz w:val="20"/>
+                <w:szCs w:val="20"/>
+              </w:rPr>
+              <w:t xml:space="preserve">The line where two flat sides of a solid meet.</w:t>
+            </w:r>
+          </w:p>
+        </w:tc>
+        <w:tc>
+          <w:tcPr>
+            <w:tcW w:type="dxa" w:w="2200"/>
+            <w:tcMar>
+              <w:top w:type="dxa" w:w="80"/>
+              <w:left w:type="dxa" w:w="100"/>
+              <w:bottom w:type="dxa" w:w="80"/>
+              <w:right w:type="dxa" w:w="100"/>
+            </w:tcMar>
+            <w:vAlign w:val="top"/>
+          </w:tcPr>
+          <w:p>
+            <w:pPr>
+              <w:spacing w:after="40"/>
+            </w:pPr>
             <w:r>
               <w:rPr>
                 <w:i/>
@@ -979,89 +1387,41 @@
                 <w:sz w:val="19"/>
                 <w:szCs w:val="19"/>
               </w:rPr>
-              <w:t xml:space="preserve">   Bidimensional</w:t>
-            </w:r>
-          </w:p>
+              <w:t xml:space="preserve">Not Edge: write a counter-example that breaks the definition.</w:t>
+            </w:r>
+          </w:p>
+          <w:p>
+            <w:pPr>
+              <w:pBdr>
+                <w:bottom w:val="single" w:color="AFBECC" w:sz="6"/>
+              </w:pBdr>
+              <w:spacing w:after="30" w:before="150"/>
+            </w:pPr>
+            <w:r>
+              <w:t xml:space="preserve"/>
+            </w:r>
+          </w:p>
+        </w:tc>
+        <w:tc>
+          <w:tcPr>
+            <w:tcW w:type="dxa" w:w="2200"/>
+            <w:tcMar>
+              <w:top w:type="dxa" w:w="80"/>
+              <w:left w:type="dxa" w:w="100"/>
+              <w:bottom w:type="dxa" w:w="80"/>
+              <w:right w:type="dxa" w:w="100"/>
+            </w:tcMar>
+            <w:vAlign w:val="top"/>
+          </w:tcPr>
           <w:p>
             <w:pPr>
               <w:spacing w:after="40"/>
-            </w:pPr>
-            <w:r>
-              <w:rPr>
-                <w:sz w:val="21"/>
-                <w:szCs w:val="21"/>
-              </w:rPr>
-              <w:t xml:space="preserve">A flat shape with length and width, but no thickness.</w:t>
-            </w:r>
-          </w:p>
-          <w:p>
-            <w:pPr>
-              <w:spacing w:after="0"/>
-            </w:pPr>
-            <w:r>
-              <w:rPr>
-                <w:b/>
-                <w:bCs/>
-                <w:color w:val="1FA6A2"/>
-                <w:sz w:val="18"/>
-                <w:szCs w:val="18"/>
-              </w:rPr>
-              <w:t xml:space="preserve">Example:  </w:t>
-            </w:r>
-            <w:r>
-              <w:rPr>
-                <w:i/>
-                <w:iCs/>
-                <w:color w:val="5F6F80"/>
-                <w:sz w:val="18"/>
-                <w:szCs w:val="18"/>
-              </w:rPr>
-              <w:t xml:space="preserve">A rectangle drawn on paper is 2D — it has length and width but no depth</w:t>
-            </w:r>
-          </w:p>
-        </w:tc>
-      </w:tr>
-    </w:tbl>
-    <w:tbl>
-      <w:tblPr>
-        <w:tblW w:type="pct" w:w="100%"/>
-        <w:tblBorders>
-          <w:top w:val="none" w:color="FFFFFF" w:sz="0"/>
-          <w:left w:val="none" w:color="FFFFFF" w:sz="0"/>
-          <w:bottom w:val="single" w:color="C7D2DD" w:sz="4"/>
-          <w:right w:val="none" w:color="FFFFFF" w:sz="0"/>
-          <w:insideH w:val="none" w:color="FFFFFF" w:sz="0"/>
-          <w:insideV w:val="none" w:color="FFFFFF" w:sz="0"/>
-        </w:tblBorders>
-      </w:tblPr>
-      <w:tblGrid>
-        <w:gridCol w:w="1800"/>
-        <w:gridCol w:w="7560"/>
-      </w:tblGrid>
-      <w:tr>
-        <w:trPr>
-          <w:cantSplit/>
-        </w:trPr>
-        <w:tc>
-          <w:tcPr>
-            <w:tcW w:type="dxa" w:w="1800"/>
-            <w:tcMar>
-              <w:top w:type="dxa" w:w="100"/>
-              <w:left w:type="dxa" w:w="40"/>
-              <w:bottom w:type="dxa" w:w="100"/>
-              <w:right w:type="dxa" w:w="120"/>
-            </w:tcMar>
-            <w:vAlign w:val="center"/>
-          </w:tcPr>
-          <w:p>
-            <w:pPr>
-              <w:spacing w:after="0"/>
               <w:jc w:val="center"/>
             </w:pPr>
             <w:r>
               <w:drawing>
                 <wp:inline distT="0" distB="0" distL="0" distR="0">
-                  <wp:extent cx="1047750" cy="790575"/>
+                  <wp:extent cx="876300" cy="657225"/>
                   <wp:effectExtent t="0" r="0" b="0" l="0"/>
                   <wp:docPr id="1" name="" descr="" title=""/>
                   <wp:cNvGraphicFramePr>
@@ -1086,7 +1446,7 @@
                         <pic:spPr bwMode="auto">
                           <a:xfrm>
                             <a:off x="0" y="0"/>
-                            <a:ext cx="1047750" cy="790575"/>
+                            <a:ext cx="876300" cy="657225"/>
                           </a:xfrm>
                           <a:prstGeom prst="rect">
                             <a:avLst/>
@@ -1099,32 +1459,108 @@
               </w:drawing>
             </w:r>
           </w:p>
-        </w:tc>
-        <w:tc>
-          <w:tcPr>
-            <w:tcW w:type="dxa" w:w="7560"/>
-            <w:tcMar>
-              <w:top w:type="dxa" w:w="100"/>
-              <w:left w:type="dxa" w:w="40"/>
-              <w:bottom w:type="dxa" w:w="100"/>
-              <w:right w:type="dxa" w:w="40"/>
-            </w:tcMar>
-            <w:vAlign w:val="center"/>
-          </w:tcPr>
-          <w:p>
-            <w:pPr>
-              <w:spacing w:after="50"/>
+          <w:p>
+            <w:pPr>
+              <w:spacing w:after="0"/>
+            </w:pPr>
+            <w:r>
+              <w:rPr>
+                <w:i/>
+                <w:iCs/>
+                <w:color w:val="5F6F80"/>
+                <w:sz w:val="18"/>
+                <w:szCs w:val="18"/>
+              </w:rPr>
+              <w:t xml:space="preserve">A cube has 12 edges — the lines where two flat faces connect</w:t>
+            </w:r>
+          </w:p>
+        </w:tc>
+      </w:tr>
+      <w:tr>
+        <w:trPr>
+          <w:cantSplit/>
+        </w:trPr>
+        <w:tc>
+          <w:tcPr>
+            <w:tcW w:type="dxa" w:w="1800"/>
+            <w:tcMar>
+              <w:top w:type="dxa" w:w="80"/>
+              <w:left w:type="dxa" w:w="100"/>
+              <w:bottom w:type="dxa" w:w="80"/>
+              <w:right w:type="dxa" w:w="100"/>
+            </w:tcMar>
+            <w:vAlign w:val="top"/>
+          </w:tcPr>
+          <w:p>
+            <w:pPr>
+              <w:spacing w:after="30"/>
             </w:pPr>
             <w:r>
               <w:rPr>
                 <w:b/>
                 <w:bCs/>
                 <w:color w:val="12355B"/>
-                <w:sz w:val="24"/>
-                <w:szCs w:val="24"/>
-              </w:rPr>
-              <w:t xml:space="preserve">Edge</w:t>
-            </w:r>
+                <w:sz w:val="21"/>
+                <w:szCs w:val="21"/>
+              </w:rPr>
+              <w:t xml:space="preserve">Pyramid</w:t>
+            </w:r>
+          </w:p>
+          <w:p>
+            <w:pPr>
+              <w:spacing w:after="0"/>
+            </w:pPr>
+            <w:r>
+              <w:rPr>
+                <w:i/>
+                <w:iCs/>
+                <w:color w:val="5F6F80"/>
+                <w:sz w:val="18"/>
+                <w:szCs w:val="18"/>
+              </w:rPr>
+              <w:t xml:space="preserve">Pirámide</w:t>
+            </w:r>
+          </w:p>
+        </w:tc>
+        <w:tc>
+          <w:tcPr>
+            <w:tcW w:type="dxa" w:w="3160"/>
+            <w:tcMar>
+              <w:top w:type="dxa" w:w="80"/>
+              <w:left w:type="dxa" w:w="100"/>
+              <w:bottom w:type="dxa" w:w="80"/>
+              <w:right w:type="dxa" w:w="100"/>
+            </w:tcMar>
+            <w:vAlign w:val="top"/>
+          </w:tcPr>
+          <w:p>
+            <w:pPr>
+              <w:spacing w:after="0"/>
+            </w:pPr>
+            <w:r>
+              <w:rPr>
+                <w:sz w:val="20"/>
+                <w:szCs w:val="20"/>
+              </w:rPr>
+              <w:t xml:space="preserve">A solid with one base and triangular sides that meet at a point.</w:t>
+            </w:r>
+          </w:p>
+        </w:tc>
+        <w:tc>
+          <w:tcPr>
+            <w:tcW w:type="dxa" w:w="2200"/>
+            <w:tcMar>
+              <w:top w:type="dxa" w:w="80"/>
+              <w:left w:type="dxa" w:w="100"/>
+              <w:bottom w:type="dxa" w:w="80"/>
+              <w:right w:type="dxa" w:w="100"/>
+            </w:tcMar>
+            <w:vAlign w:val="top"/>
+          </w:tcPr>
+          <w:p>
+            <w:pPr>
+              <w:spacing w:after="40"/>
+            </w:pPr>
             <w:r>
               <w:rPr>
                 <w:i/>
@@ -1133,89 +1569,41 @@
                 <w:sz w:val="19"/>
                 <w:szCs w:val="19"/>
               </w:rPr>
-              <w:t xml:space="preserve">   Arista</w:t>
-            </w:r>
-          </w:p>
+              <w:t xml:space="preserve">Not Pyramid: write a counter-example that breaks the definition.</w:t>
+            </w:r>
+          </w:p>
+          <w:p>
+            <w:pPr>
+              <w:pBdr>
+                <w:bottom w:val="single" w:color="AFBECC" w:sz="6"/>
+              </w:pBdr>
+              <w:spacing w:after="30" w:before="150"/>
+            </w:pPr>
+            <w:r>
+              <w:t xml:space="preserve"/>
+            </w:r>
+          </w:p>
+        </w:tc>
+        <w:tc>
+          <w:tcPr>
+            <w:tcW w:type="dxa" w:w="2200"/>
+            <w:tcMar>
+              <w:top w:type="dxa" w:w="80"/>
+              <w:left w:type="dxa" w:w="100"/>
+              <w:bottom w:type="dxa" w:w="80"/>
+              <w:right w:type="dxa" w:w="100"/>
+            </w:tcMar>
+            <w:vAlign w:val="top"/>
+          </w:tcPr>
           <w:p>
             <w:pPr>
               <w:spacing w:after="40"/>
-            </w:pPr>
-            <w:r>
-              <w:rPr>
-                <w:sz w:val="21"/>
-                <w:szCs w:val="21"/>
-              </w:rPr>
-              <w:t xml:space="preserve">The line where two flat sides of a solid meet.</w:t>
-            </w:r>
-          </w:p>
-          <w:p>
-            <w:pPr>
-              <w:spacing w:after="0"/>
-            </w:pPr>
-            <w:r>
-              <w:rPr>
-                <w:b/>
-                <w:bCs/>
-                <w:color w:val="1FA6A2"/>
-                <w:sz w:val="18"/>
-                <w:szCs w:val="18"/>
-              </w:rPr>
-              <w:t xml:space="preserve">Example:  </w:t>
-            </w:r>
-            <w:r>
-              <w:rPr>
-                <w:i/>
-                <w:iCs/>
-                <w:color w:val="5F6F80"/>
-                <w:sz w:val="18"/>
-                <w:szCs w:val="18"/>
-              </w:rPr>
-              <w:t xml:space="preserve">A cube has 12 edges — the lines where two flat faces connect</w:t>
-            </w:r>
-          </w:p>
-        </w:tc>
-      </w:tr>
-    </w:tbl>
-    <w:tbl>
-      <w:tblPr>
-        <w:tblW w:type="pct" w:w="100%"/>
-        <w:tblBorders>
-          <w:top w:val="none" w:color="FFFFFF" w:sz="0"/>
-          <w:left w:val="none" w:color="FFFFFF" w:sz="0"/>
-          <w:bottom w:val="single" w:color="C7D2DD" w:sz="4"/>
-          <w:right w:val="none" w:color="FFFFFF" w:sz="0"/>
-          <w:insideH w:val="none" w:color="FFFFFF" w:sz="0"/>
-          <w:insideV w:val="none" w:color="FFFFFF" w:sz="0"/>
-        </w:tblBorders>
-      </w:tblPr>
-      <w:tblGrid>
-        <w:gridCol w:w="1800"/>
-        <w:gridCol w:w="7560"/>
-      </w:tblGrid>
-      <w:tr>
-        <w:trPr>
-          <w:cantSplit/>
-        </w:trPr>
-        <w:tc>
-          <w:tcPr>
-            <w:tcW w:type="dxa" w:w="1800"/>
-            <w:tcMar>
-              <w:top w:type="dxa" w:w="100"/>
-              <w:left w:type="dxa" w:w="40"/>
-              <w:bottom w:type="dxa" w:w="100"/>
-              <w:right w:type="dxa" w:w="120"/>
-            </w:tcMar>
-            <w:vAlign w:val="center"/>
-          </w:tcPr>
-          <w:p>
-            <w:pPr>
-              <w:spacing w:after="0"/>
               <w:jc w:val="center"/>
             </w:pPr>
             <w:r>
               <w:drawing>
                 <wp:inline distT="0" distB="0" distL="0" distR="0">
-                  <wp:extent cx="1047750" cy="790575"/>
+                  <wp:extent cx="876300" cy="657225"/>
                   <wp:effectExtent t="0" r="0" b="0" l="0"/>
                   <wp:docPr id="1" name="" descr="" title=""/>
                   <wp:cNvGraphicFramePr>
@@ -1240,7 +1628,7 @@
                         <pic:spPr bwMode="auto">
                           <a:xfrm>
                             <a:off x="0" y="0"/>
-                            <a:ext cx="1047750" cy="790575"/>
+                            <a:ext cx="876300" cy="657225"/>
                           </a:xfrm>
                           <a:prstGeom prst="rect">
                             <a:avLst/>
@@ -1253,32 +1641,108 @@
               </w:drawing>
             </w:r>
           </w:p>
-        </w:tc>
-        <w:tc>
-          <w:tcPr>
-            <w:tcW w:type="dxa" w:w="7560"/>
-            <w:tcMar>
-              <w:top w:type="dxa" w:w="100"/>
-              <w:left w:type="dxa" w:w="40"/>
-              <w:bottom w:type="dxa" w:w="100"/>
-              <w:right w:type="dxa" w:w="40"/>
-            </w:tcMar>
-            <w:vAlign w:val="center"/>
-          </w:tcPr>
-          <w:p>
-            <w:pPr>
-              <w:spacing w:after="50"/>
+          <w:p>
+            <w:pPr>
+              <w:spacing w:after="0"/>
+            </w:pPr>
+            <w:r>
+              <w:rPr>
+                <w:i/>
+                <w:iCs/>
+                <w:color w:val="5F6F80"/>
+                <w:sz w:val="18"/>
+                <w:szCs w:val="18"/>
+              </w:rPr>
+              <w:t xml:space="preserve">A square base with 4 triangles.</w:t>
+            </w:r>
+          </w:p>
+        </w:tc>
+      </w:tr>
+      <w:tr>
+        <w:trPr>
+          <w:cantSplit/>
+        </w:trPr>
+        <w:tc>
+          <w:tcPr>
+            <w:tcW w:type="dxa" w:w="1800"/>
+            <w:tcMar>
+              <w:top w:type="dxa" w:w="80"/>
+              <w:left w:type="dxa" w:w="100"/>
+              <w:bottom w:type="dxa" w:w="80"/>
+              <w:right w:type="dxa" w:w="100"/>
+            </w:tcMar>
+            <w:vAlign w:val="top"/>
+          </w:tcPr>
+          <w:p>
+            <w:pPr>
+              <w:spacing w:after="30"/>
             </w:pPr>
             <w:r>
               <w:rPr>
                 <w:b/>
                 <w:bCs/>
                 <w:color w:val="12355B"/>
-                <w:sz w:val="24"/>
-                <w:szCs w:val="24"/>
-              </w:rPr>
-              <w:t xml:space="preserve">Pyramid</w:t>
-            </w:r>
+                <w:sz w:val="21"/>
+                <w:szCs w:val="21"/>
+              </w:rPr>
+              <w:t xml:space="preserve">Vertex</w:t>
+            </w:r>
+          </w:p>
+          <w:p>
+            <w:pPr>
+              <w:spacing w:after="0"/>
+            </w:pPr>
+            <w:r>
+              <w:rPr>
+                <w:i/>
+                <w:iCs/>
+                <w:color w:val="5F6F80"/>
+                <w:sz w:val="18"/>
+                <w:szCs w:val="18"/>
+              </w:rPr>
+              <w:t xml:space="preserve">Vértice</w:t>
+            </w:r>
+          </w:p>
+        </w:tc>
+        <w:tc>
+          <w:tcPr>
+            <w:tcW w:type="dxa" w:w="3160"/>
+            <w:tcMar>
+              <w:top w:type="dxa" w:w="80"/>
+              <w:left w:type="dxa" w:w="100"/>
+              <w:bottom w:type="dxa" w:w="80"/>
+              <w:right w:type="dxa" w:w="100"/>
+            </w:tcMar>
+            <w:vAlign w:val="top"/>
+          </w:tcPr>
+          <w:p>
+            <w:pPr>
+              <w:spacing w:after="0"/>
+            </w:pPr>
+            <w:r>
+              <w:rPr>
+                <w:sz w:val="20"/>
+                <w:szCs w:val="20"/>
+              </w:rPr>
+              <w:t xml:space="preserve">A corner point where edges meet.</w:t>
+            </w:r>
+          </w:p>
+        </w:tc>
+        <w:tc>
+          <w:tcPr>
+            <w:tcW w:type="dxa" w:w="2200"/>
+            <w:tcMar>
+              <w:top w:type="dxa" w:w="80"/>
+              <w:left w:type="dxa" w:w="100"/>
+              <w:bottom w:type="dxa" w:w="80"/>
+              <w:right w:type="dxa" w:w="100"/>
+            </w:tcMar>
+            <w:vAlign w:val="top"/>
+          </w:tcPr>
+          <w:p>
+            <w:pPr>
+              <w:spacing w:after="40"/>
+            </w:pPr>
             <w:r>
               <w:rPr>
                 <w:i/>
@@ -1287,89 +1751,41 @@
                 <w:sz w:val="19"/>
                 <w:szCs w:val="19"/>
               </w:rPr>
-              <w:t xml:space="preserve">   Pirámide</w:t>
-            </w:r>
-          </w:p>
+              <w:t xml:space="preserve">Not Vertex: write a counter-example that breaks the definition.</w:t>
+            </w:r>
+          </w:p>
+          <w:p>
+            <w:pPr>
+              <w:pBdr>
+                <w:bottom w:val="single" w:color="AFBECC" w:sz="6"/>
+              </w:pBdr>
+              <w:spacing w:after="30" w:before="150"/>
+            </w:pPr>
+            <w:r>
+              <w:t xml:space="preserve"/>
+            </w:r>
+          </w:p>
+        </w:tc>
+        <w:tc>
+          <w:tcPr>
+            <w:tcW w:type="dxa" w:w="2200"/>
+            <w:tcMar>
+              <w:top w:type="dxa" w:w="80"/>
+              <w:left w:type="dxa" w:w="100"/>
+              <w:bottom w:type="dxa" w:w="80"/>
+              <w:right w:type="dxa" w:w="100"/>
+            </w:tcMar>
+            <w:vAlign w:val="top"/>
+          </w:tcPr>
           <w:p>
             <w:pPr>
               <w:spacing w:after="40"/>
-            </w:pPr>
-            <w:r>
-              <w:rPr>
-                <w:sz w:val="21"/>
-                <w:szCs w:val="21"/>
-              </w:rPr>
-              <w:t xml:space="preserve">A solid with one base and triangular sides that meet at a point.</w:t>
-            </w:r>
-          </w:p>
-          <w:p>
-            <w:pPr>
-              <w:spacing w:after="0"/>
-            </w:pPr>
-            <w:r>
-              <w:rPr>
-                <w:b/>
-                <w:bCs/>
-                <w:color w:val="1FA6A2"/>
-                <w:sz w:val="18"/>
-                <w:szCs w:val="18"/>
-              </w:rPr>
-              <w:t xml:space="preserve">Example:  </w:t>
-            </w:r>
-            <w:r>
-              <w:rPr>
-                <w:i/>
-                <w:iCs/>
-                <w:color w:val="5F6F80"/>
-                <w:sz w:val="18"/>
-                <w:szCs w:val="18"/>
-              </w:rPr>
-              <w:t xml:space="preserve">A square base with 4 triangles.</w:t>
-            </w:r>
-          </w:p>
-        </w:tc>
-      </w:tr>
-    </w:tbl>
-    <w:tbl>
-      <w:tblPr>
-        <w:tblW w:type="pct" w:w="100%"/>
-        <w:tblBorders>
-          <w:top w:val="none" w:color="FFFFFF" w:sz="0"/>
-          <w:left w:val="none" w:color="FFFFFF" w:sz="0"/>
-          <w:bottom w:val="single" w:color="C7D2DD" w:sz="4"/>
-          <w:right w:val="none" w:color="FFFFFF" w:sz="0"/>
-          <w:insideH w:val="none" w:color="FFFFFF" w:sz="0"/>
-          <w:insideV w:val="none" w:color="FFFFFF" w:sz="0"/>
-        </w:tblBorders>
-      </w:tblPr>
-      <w:tblGrid>
-        <w:gridCol w:w="1800"/>
-        <w:gridCol w:w="7560"/>
-      </w:tblGrid>
-      <w:tr>
-        <w:trPr>
-          <w:cantSplit/>
-        </w:trPr>
-        <w:tc>
-          <w:tcPr>
-            <w:tcW w:type="dxa" w:w="1800"/>
-            <w:tcMar>
-              <w:top w:type="dxa" w:w="100"/>
-              <w:left w:type="dxa" w:w="40"/>
-              <w:bottom w:type="dxa" w:w="100"/>
-              <w:right w:type="dxa" w:w="120"/>
-            </w:tcMar>
-            <w:vAlign w:val="center"/>
-          </w:tcPr>
-          <w:p>
-            <w:pPr>
-              <w:spacing w:after="0"/>
               <w:jc w:val="center"/>
             </w:pPr>
             <w:r>
               <w:drawing>
                 <wp:inline distT="0" distB="0" distL="0" distR="0">
-                  <wp:extent cx="1047750" cy="790575"/>
+                  <wp:extent cx="876300" cy="657225"/>
                   <wp:effectExtent t="0" r="0" b="0" l="0"/>
                   <wp:docPr id="1" name="" descr="" title=""/>
                   <wp:cNvGraphicFramePr>
@@ -1394,7 +1810,7 @@
                         <pic:spPr bwMode="auto">
                           <a:xfrm>
                             <a:off x="0" y="0"/>
-                            <a:ext cx="1047750" cy="790575"/>
+                            <a:ext cx="876300" cy="657225"/>
                           </a:xfrm>
                           <a:prstGeom prst="rect">
                             <a:avLst/>
@@ -1407,69 +1823,10 @@
               </w:drawing>
             </w:r>
           </w:p>
-        </w:tc>
-        <w:tc>
-          <w:tcPr>
-            <w:tcW w:type="dxa" w:w="7560"/>
-            <w:tcMar>
-              <w:top w:type="dxa" w:w="100"/>
-              <w:left w:type="dxa" w:w="40"/>
-              <w:bottom w:type="dxa" w:w="100"/>
-              <w:right w:type="dxa" w:w="40"/>
-            </w:tcMar>
-            <w:vAlign w:val="center"/>
-          </w:tcPr>
-          <w:p>
-            <w:pPr>
-              <w:spacing w:after="50"/>
-            </w:pPr>
-            <w:r>
-              <w:rPr>
-                <w:b/>
-                <w:bCs/>
-                <w:color w:val="12355B"/>
-                <w:sz w:val="24"/>
-                <w:szCs w:val="24"/>
-              </w:rPr>
-              <w:t xml:space="preserve">Vertex</w:t>
-            </w:r>
-            <w:r>
-              <w:rPr>
-                <w:i/>
-                <w:iCs/>
-                <w:color w:val="5F6F80"/>
-                <w:sz w:val="19"/>
-                <w:szCs w:val="19"/>
-              </w:rPr>
-              <w:t xml:space="preserve">   Vértice</w:t>
-            </w:r>
-          </w:p>
-          <w:p>
-            <w:pPr>
-              <w:spacing w:after="40"/>
-            </w:pPr>
-            <w:r>
-              <w:rPr>
-                <w:sz w:val="21"/>
-                <w:szCs w:val="21"/>
-              </w:rPr>
-              <w:t xml:space="preserve">A corner point where edges meet.</w:t>
-            </w:r>
-          </w:p>
           <w:p>
             <w:pPr>
               <w:spacing w:after="0"/>
             </w:pPr>
-            <w:r>
-              <w:rPr>
-                <w:b/>
-                <w:bCs/>
-                <w:color w:val="1FA6A2"/>
-                <w:sz w:val="18"/>
-                <w:szCs w:val="18"/>
-              </w:rPr>
-              <w:t xml:space="preserve">Example:  </w:t>
-            </w:r>
             <w:r>
               <w:rPr>
                 <w:i/>
@@ -2796,7 +3153,7 @@
                 <w:sz w:val="21"/>
                 <w:szCs w:val="21"/>
               </w:rPr>
-              <w:t xml:space="preserve">Your class is designing custom wrapping paper for time capsule boxes. To figure out how much paper you need, you have to find the total surface area of each box. The trick? Unfold the box into a net so you can see every face laid flat!</w:t>
+              <w:t xml:space="preserve">Your class is designing custom wrapping paper for time capsule boxes. To figure out how much paper you need, you have to find the total surface area of each box. The trick? Unfold the box into a net so you can see every face laid flat! One time capsule box is 6 inches long, 4 inches wide, and 2 inches tall. How much wrapping paper covers the whole box?</w:t>
             </w:r>
           </w:p>
         </w:tc>
@@ -2936,7 +3293,7 @@
           <w:sz w:val="21"/>
           <w:szCs w:val="21"/>
         </w:rPr>
-        <w:t xml:space="preserve">A rectangular prism has l = 6 in, w = 4 in, h = 2 in. What is its surface area?</w:t>
+        <w:t xml:space="preserve">A time capsule box is a rectangular prism with l = 6 in, w = 4 in, h = 2 in. What is its surface area?</w:t>
       </w:r>
     </w:p>
     <w:p>
@@ -3888,7 +4245,7 @@
           <w:sz w:val="19"/>
           <w:szCs w:val="19"/>
         </w:rPr>
-        <w:t xml:space="preserve">   You Do — show your work</w:t>
+        <w:t xml:space="preserve">   You Do — show your work and reasoning</w:t>
       </w:r>
     </w:p>
     <w:p>
@@ -3903,7 +4260,7 @@
           <w:sz w:val="19"/>
           <w:szCs w:val="19"/>
         </w:rPr>
-        <w:t xml:space="preserve">Solve each problem. Show your thinking in the work box.</w:t>
+        <w:t xml:space="preserve">Solve each problem in the middle column and explain your reasoning using the sentence starters on the right.</w:t>
       </w:r>
     </w:p>
     <w:p>
@@ -3932,120 +4289,219 @@
         <w:t xml:space="preserve">   extra scaffolding</w:t>
       </w:r>
     </w:p>
-    <w:p>
-      <w:pPr>
-        <w:keepNext/>
-        <w:spacing w:after="60" w:before="160"/>
-      </w:pPr>
-      <w:r>
-        <w:rPr>
-          <w:b/>
-          <w:bCs/>
-          <w:color w:val="12355B"/>
-          <w:sz w:val="22"/>
-          <w:szCs w:val="22"/>
-        </w:rPr>
-        <w:t xml:space="preserve">1.  </w:t>
-      </w:r>
-      <w:r>
-        <w:rPr>
-          <w:b/>
-          <w:bCs/>
-          <w:sz w:val="21"/>
-          <w:szCs w:val="21"/>
-        </w:rPr>
-        <w:t xml:space="preserve">Surface area is measured in which type of unit?</w:t>
-      </w:r>
-    </w:p>
-    <w:p>
-      <w:pPr>
-        <w:spacing w:after="40"/>
-        <w:ind w:left="420"/>
-      </w:pPr>
-      <w:r>
-        <w:rPr>
-          <w:sz w:val="20"/>
-          <w:szCs w:val="20"/>
-        </w:rPr>
-        <w:t xml:space="preserve">A)  Cubic units (in³, cm³, ft³)</w:t>
-      </w:r>
-    </w:p>
-    <w:p>
-      <w:pPr>
-        <w:spacing w:after="40"/>
-        <w:ind w:left="420"/>
-      </w:pPr>
-      <w:r>
-        <w:rPr>
-          <w:sz w:val="20"/>
-          <w:szCs w:val="20"/>
-        </w:rPr>
-        <w:t xml:space="preserve">B)  Square units (in², cm², ft²)</w:t>
-      </w:r>
-    </w:p>
-    <w:p>
-      <w:pPr>
-        <w:spacing w:after="40"/>
-        <w:ind w:left="420"/>
-      </w:pPr>
-      <w:r>
-        <w:rPr>
-          <w:sz w:val="20"/>
-          <w:szCs w:val="20"/>
-        </w:rPr>
-        <w:t xml:space="preserve">C)  Linear units (in, cm, ft)</w:t>
-      </w:r>
-    </w:p>
-    <w:p>
-      <w:pPr>
-        <w:spacing w:after="40"/>
-        <w:ind w:left="420"/>
-      </w:pPr>
-      <w:r>
-        <w:rPr>
-          <w:sz w:val="20"/>
-          <w:szCs w:val="20"/>
-        </w:rPr>
-        <w:t xml:space="preserve">D)  No units needed</w:t>
-      </w:r>
-    </w:p>
-    <w:p>
-      <w:pPr>
-        <w:spacing w:after="20"/>
-      </w:pPr>
-      <w:r>
-        <w:t xml:space="preserve"/>
-      </w:r>
-    </w:p>
     <w:tbl>
       <w:tblPr>
-        <w:tblW w:type="pct" w:w="100%"/>
+        <w:tblW w:type="dxa" w:w="9360"/>
         <w:tblBorders>
           <w:top w:val="single" w:color="C7D2DD" w:sz="6"/>
           <w:left w:val="single" w:color="C7D2DD" w:sz="6"/>
           <w:bottom w:val="single" w:color="C7D2DD" w:sz="6"/>
           <w:right w:val="single" w:color="C7D2DD" w:sz="6"/>
-          <w:insideH w:val="single" w:color="auto" w:sz="4"/>
-          <w:insideV w:val="single" w:color="auto" w:sz="4"/>
+          <w:insideH w:val="single" w:color="C7D2DD" w:sz="6"/>
+          <w:insideV w:val="single" w:color="C7D2DD" w:sz="6"/>
         </w:tblBorders>
       </w:tblPr>
       <w:tblGrid>
-        <w:gridCol w:w="100"/>
+        <w:gridCol w:w="2800"/>
+        <w:gridCol w:w="3560"/>
+        <w:gridCol w:w="3000"/>
       </w:tblGrid>
       <w:tr>
-        <w:tc>
-          <w:tcPr>
+        <w:trPr>
+          <w:cantSplit/>
+          <w:tblHeader/>
+        </w:trPr>
+        <w:tc>
+          <w:tcPr>
+            <w:tcW w:type="dxa" w:w="2800"/>
+            <w:shd w:fill="EEF4F8" w:color="auto" w:val="clear"/>
+            <w:tcMar>
+              <w:top w:type="dxa" w:w="60"/>
+              <w:left w:type="dxa" w:w="100"/>
+              <w:bottom w:type="dxa" w:w="60"/>
+              <w:right w:type="dxa" w:w="100"/>
+            </w:tcMar>
+          </w:tcPr>
+          <w:p>
+            <w:pPr>
+              <w:spacing w:after="0"/>
+            </w:pPr>
+            <w:r>
+              <w:rPr>
+                <w:b/>
+                <w:bCs/>
+                <w:color w:val="12355B"/>
+                <w:sz w:val="16"/>
+                <w:szCs w:val="16"/>
+              </w:rPr>
+              <w:t xml:space="preserve">CORE PROBLEM / GIVEN REPRESENTATION</w:t>
+            </w:r>
+          </w:p>
+        </w:tc>
+        <w:tc>
+          <w:tcPr>
+            <w:tcW w:type="dxa" w:w="3560"/>
+            <w:shd w:fill="EEF4F8" w:color="auto" w:val="clear"/>
+            <w:tcMar>
+              <w:top w:type="dxa" w:w="60"/>
+              <w:left w:type="dxa" w:w="100"/>
+              <w:bottom w:type="dxa" w:w="60"/>
+              <w:right w:type="dxa" w:w="100"/>
+            </w:tcMar>
+          </w:tcPr>
+          <w:p>
+            <w:pPr>
+              <w:spacing w:after="0"/>
+            </w:pPr>
+            <w:r>
+              <w:rPr>
+                <w:b/>
+                <w:bCs/>
+                <w:color w:val="12355B"/>
+                <w:sz w:val="16"/>
+                <w:szCs w:val="16"/>
+              </w:rPr>
+              <w:t xml:space="preserve">WORKING SPACE / CALCULATION STEPS</w:t>
+            </w:r>
+          </w:p>
+        </w:tc>
+        <w:tc>
+          <w:tcPr>
+            <w:tcW w:type="dxa" w:w="3000"/>
             <w:shd w:fill="FBF3E2" w:color="auto" w:val="clear"/>
             <w:tcMar>
               <w:top w:type="dxa" w:w="60"/>
-              <w:left w:type="dxa" w:w="120"/>
+              <w:left w:type="dxa" w:w="100"/>
               <w:bottom w:type="dxa" w:w="60"/>
-              <w:right w:type="dxa" w:w="120"/>
-            </w:tcMar>
-          </w:tcPr>
-          <w:p>
-            <w:pPr>
-              <w:spacing w:after="0" w:line="320"/>
+              <w:right w:type="dxa" w:w="100"/>
+            </w:tcMar>
+          </w:tcPr>
+          <w:p>
+            <w:pPr>
+              <w:spacing w:after="0"/>
+            </w:pPr>
+            <w:r>
+              <w:rPr>
+                <w:b/>
+                <w:bCs/>
+                <w:color w:val="B97A12"/>
+                <w:sz w:val="16"/>
+                <w:szCs w:val="16"/>
+              </w:rPr>
+              <w:t xml:space="preserve">EXPLAIN YOUR REASONING</w:t>
+            </w:r>
+          </w:p>
+        </w:tc>
+      </w:tr>
+      <w:tr>
+        <w:trPr>
+          <w:cantSplit/>
+        </w:trPr>
+        <w:tc>
+          <w:tcPr>
+            <w:tcW w:type="dxa" w:w="2800"/>
+            <w:tcMar>
+              <w:top w:type="dxa" w:w="80"/>
+              <w:left w:type="dxa" w:w="100"/>
+              <w:bottom w:type="dxa" w:w="80"/>
+              <w:right w:type="dxa" w:w="100"/>
+            </w:tcMar>
+            <w:vAlign w:val="top"/>
+          </w:tcPr>
+          <w:p>
+            <w:pPr>
+              <w:spacing w:after="60"/>
+            </w:pPr>
+            <w:r>
+              <w:rPr>
+                <w:b/>
+                <w:bCs/>
+                <w:color w:val="12355B"/>
+                <w:sz w:val="21"/>
+                <w:szCs w:val="21"/>
+              </w:rPr>
+              <w:t xml:space="preserve">1.  </w:t>
+            </w:r>
+            <w:r>
+              <w:rPr>
+                <w:b/>
+                <w:bCs/>
+                <w:sz w:val="20"/>
+                <w:szCs w:val="20"/>
+              </w:rPr>
+              <w:t xml:space="preserve">Surface area is measured in which type of unit?</w:t>
+            </w:r>
+          </w:p>
+          <w:p>
+            <w:pPr>
+              <w:spacing w:after="30"/>
+              <w:ind w:left="180"/>
+            </w:pPr>
+            <w:r>
+              <w:rPr>
+                <w:sz w:val="19"/>
+                <w:szCs w:val="19"/>
+              </w:rPr>
+              <w:t xml:space="preserve">A)  Cubic units (in³, cm³, ft³)</w:t>
+            </w:r>
+          </w:p>
+          <w:p>
+            <w:pPr>
+              <w:spacing w:after="30"/>
+              <w:ind w:left="180"/>
+            </w:pPr>
+            <w:r>
+              <w:rPr>
+                <w:sz w:val="19"/>
+                <w:szCs w:val="19"/>
+              </w:rPr>
+              <w:t xml:space="preserve">B)  Square units (in², cm², ft²)</w:t>
+            </w:r>
+          </w:p>
+          <w:p>
+            <w:pPr>
+              <w:spacing w:after="30"/>
+              <w:ind w:left="180"/>
+            </w:pPr>
+            <w:r>
+              <w:rPr>
+                <w:sz w:val="19"/>
+                <w:szCs w:val="19"/>
+              </w:rPr>
+              <w:t xml:space="preserve">C)  Linear units (in, cm, ft)</w:t>
+            </w:r>
+          </w:p>
+          <w:p>
+            <w:pPr>
+              <w:spacing w:after="30"/>
+              <w:ind w:left="180"/>
+            </w:pPr>
+            <w:r>
+              <w:rPr>
+                <w:sz w:val="19"/>
+                <w:szCs w:val="19"/>
+              </w:rPr>
+              <w:t xml:space="preserve">D)  No units needed</w:t>
+            </w:r>
+          </w:p>
+        </w:tc>
+        <w:tc>
+          <w:tcPr>
+            <w:tcW w:type="dxa" w:w="3560"/>
+            <w:tcMar>
+              <w:top w:type="dxa" w:w="80"/>
+              <w:left w:type="dxa" w:w="100"/>
+              <w:bottom w:type="dxa" w:w="80"/>
+              <w:right w:type="dxa" w:w="100"/>
+            </w:tcMar>
+            <w:vAlign w:val="top"/>
+          </w:tcPr>
+          <w:p>
+            <w:pPr>
+              <w:pBdr>
+                <w:bottom w:val="single" w:color="AFBECC" w:sz="6"/>
+              </w:pBdr>
+              <w:spacing w:after="30" w:before="150"/>
             </w:pPr>
             <w:r>
               <w:t xml:space="preserve"/>
@@ -4053,7 +4509,147 @@
           </w:p>
           <w:p>
             <w:pPr>
-              <w:spacing w:after="0" w:line="320"/>
+              <w:pBdr>
+                <w:bottom w:val="single" w:color="AFBECC" w:sz="6"/>
+              </w:pBdr>
+              <w:spacing w:after="30" w:before="150"/>
+            </w:pPr>
+            <w:r>
+              <w:t xml:space="preserve"/>
+            </w:r>
+          </w:p>
+          <w:p>
+            <w:pPr>
+              <w:pBdr>
+                <w:bottom w:val="single" w:color="AFBECC" w:sz="6"/>
+              </w:pBdr>
+              <w:spacing w:after="30" w:before="150"/>
+            </w:pPr>
+            <w:r>
+              <w:t xml:space="preserve"/>
+            </w:r>
+          </w:p>
+          <w:p>
+            <w:pPr>
+              <w:pBdr>
+                <w:bottom w:val="single" w:color="AFBECC" w:sz="6"/>
+              </w:pBdr>
+              <w:spacing w:after="30" w:before="150"/>
+            </w:pPr>
+            <w:r>
+              <w:t xml:space="preserve"/>
+            </w:r>
+          </w:p>
+        </w:tc>
+        <w:tc>
+          <w:tcPr>
+            <w:tcW w:type="dxa" w:w="3000"/>
+            <w:shd w:fill="FBF3E2" w:color="auto" w:val="clear"/>
+            <w:tcMar>
+              <w:top w:type="dxa" w:w="80"/>
+              <w:left w:type="dxa" w:w="100"/>
+              <w:bottom w:type="dxa" w:w="80"/>
+              <w:right w:type="dxa" w:w="100"/>
+            </w:tcMar>
+            <w:vAlign w:val="top"/>
+          </w:tcPr>
+          <w:p>
+            <w:pPr>
+              <w:spacing w:after="40"/>
+            </w:pPr>
+            <w:r>
+              <w:rPr>
+                <w:b/>
+                <w:bCs/>
+                <w:color w:val="12355B"/>
+                <w:sz w:val="19"/>
+                <w:szCs w:val="19"/>
+              </w:rPr>
+              <w:t xml:space="preserve">Because... </w:t>
+            </w:r>
+            <w:r>
+              <w:rPr>
+                <w:color w:val="AFBECC"/>
+                <w:sz w:val="19"/>
+                <w:szCs w:val="19"/>
+              </w:rPr>
+              <w:t xml:space="preserve">________________</w:t>
+            </w:r>
+          </w:p>
+          <w:p>
+            <w:pPr>
+              <w:pBdr>
+                <w:bottom w:val="single" w:color="AFBECC" w:sz="6"/>
+              </w:pBdr>
+              <w:spacing w:after="30" w:before="150"/>
+            </w:pPr>
+            <w:r>
+              <w:t xml:space="preserve"/>
+            </w:r>
+          </w:p>
+          <w:p>
+            <w:pPr>
+              <w:spacing w:after="40" w:before="80"/>
+            </w:pPr>
+            <w:r>
+              <w:rPr>
+                <w:b/>
+                <w:bCs/>
+                <w:color w:val="6B4FA0"/>
+                <w:sz w:val="19"/>
+                <w:szCs w:val="19"/>
+              </w:rPr>
+              <w:t xml:space="preserve">Although... </w:t>
+            </w:r>
+            <w:r>
+              <w:rPr>
+                <w:color w:val="AFBECC"/>
+                <w:sz w:val="19"/>
+                <w:szCs w:val="19"/>
+              </w:rPr>
+              <w:t xml:space="preserve">_______________</w:t>
+            </w:r>
+          </w:p>
+          <w:p>
+            <w:pPr>
+              <w:pBdr>
+                <w:bottom w:val="single" w:color="AFBECC" w:sz="6"/>
+              </w:pBdr>
+              <w:spacing w:after="30" w:before="150"/>
+            </w:pPr>
+            <w:r>
+              <w:t xml:space="preserve"/>
+            </w:r>
+          </w:p>
+          <w:p>
+            <w:pPr>
+              <w:spacing w:after="40" w:before="80"/>
+            </w:pPr>
+            <w:r>
+              <w:rPr>
+                <w:b/>
+                <w:bCs/>
+                <w:color w:val="1FA6A2"/>
+                <w:sz w:val="19"/>
+                <w:szCs w:val="19"/>
+              </w:rPr>
+              <w:t xml:space="preserve">Therefore... </w:t>
+            </w:r>
+            <w:r>
+              <w:rPr>
+                <w:color w:val="AFBECC"/>
+                <w:sz w:val="19"/>
+                <w:szCs w:val="19"/>
+              </w:rPr>
+              <w:t xml:space="preserve">______________</w:t>
+            </w:r>
+          </w:p>
+          <w:p>
+            <w:pPr>
+              <w:pBdr>
+                <w:bottom w:val="single" w:color="AFBECC" w:sz="6"/>
+              </w:pBdr>
+              <w:spacing w:after="30" w:before="150"/>
             </w:pPr>
             <w:r>
               <w:t xml:space="preserve"/>
@@ -4062,6 +4658,14 @@
         </w:tc>
       </w:tr>
     </w:tbl>
+    <w:p>
+      <w:pPr>
+        <w:spacing w:after="80"/>
+      </w:pPr>
+      <w:r>
+        <w:t xml:space="preserve"/>
+      </w:r>
+    </w:p>
     <w:p>
       <w:pPr>
         <w:pStyle w:val="Heading2"/>
@@ -4088,120 +4692,219 @@
         <w:t xml:space="preserve">   grade-level practice</w:t>
       </w:r>
     </w:p>
-    <w:p>
-      <w:pPr>
-        <w:keepNext/>
-        <w:spacing w:after="60" w:before="160"/>
-      </w:pPr>
-      <w:r>
-        <w:rPr>
-          <w:b/>
-          <w:bCs/>
-          <w:color w:val="12355B"/>
-          <w:sz w:val="22"/>
-          <w:szCs w:val="22"/>
-        </w:rPr>
-        <w:t xml:space="preserve">2.  </w:t>
-      </w:r>
-      <w:r>
-        <w:rPr>
-          <w:b/>
-          <w:bCs/>
-          <w:sz w:val="21"/>
-          <w:szCs w:val="21"/>
-        </w:rPr>
-        <w:t xml:space="preserve">A cube has edges of 5 cm. What is its surface area?</w:t>
-      </w:r>
-    </w:p>
-    <w:p>
-      <w:pPr>
-        <w:spacing w:after="40"/>
-        <w:ind w:left="420"/>
-      </w:pPr>
-      <w:r>
-        <w:rPr>
-          <w:sz w:val="20"/>
-          <w:szCs w:val="20"/>
-        </w:rPr>
-        <w:t xml:space="preserve">A)  30 cm²</w:t>
-      </w:r>
-    </w:p>
-    <w:p>
-      <w:pPr>
-        <w:spacing w:after="40"/>
-        <w:ind w:left="420"/>
-      </w:pPr>
-      <w:r>
-        <w:rPr>
-          <w:sz w:val="20"/>
-          <w:szCs w:val="20"/>
-        </w:rPr>
-        <w:t xml:space="preserve">B)  125 cm²</w:t>
-      </w:r>
-    </w:p>
-    <w:p>
-      <w:pPr>
-        <w:spacing w:after="40"/>
-        <w:ind w:left="420"/>
-      </w:pPr>
-      <w:r>
-        <w:rPr>
-          <w:sz w:val="20"/>
-          <w:szCs w:val="20"/>
-        </w:rPr>
-        <w:t xml:space="preserve">C)  150 cm²</w:t>
-      </w:r>
-    </w:p>
-    <w:p>
-      <w:pPr>
-        <w:spacing w:after="40"/>
-        <w:ind w:left="420"/>
-      </w:pPr>
-      <w:r>
-        <w:rPr>
-          <w:sz w:val="20"/>
-          <w:szCs w:val="20"/>
-        </w:rPr>
-        <w:t xml:space="preserve">D)  150 cm³</w:t>
-      </w:r>
-    </w:p>
-    <w:p>
-      <w:pPr>
-        <w:spacing w:after="20"/>
-      </w:pPr>
-      <w:r>
-        <w:t xml:space="preserve"/>
-      </w:r>
-    </w:p>
     <w:tbl>
       <w:tblPr>
-        <w:tblW w:type="pct" w:w="100%"/>
+        <w:tblW w:type="dxa" w:w="9360"/>
         <w:tblBorders>
           <w:top w:val="single" w:color="C7D2DD" w:sz="6"/>
           <w:left w:val="single" w:color="C7D2DD" w:sz="6"/>
           <w:bottom w:val="single" w:color="C7D2DD" w:sz="6"/>
           <w:right w:val="single" w:color="C7D2DD" w:sz="6"/>
-          <w:insideH w:val="single" w:color="auto" w:sz="4"/>
-          <w:insideV w:val="single" w:color="auto" w:sz="4"/>
+          <w:insideH w:val="single" w:color="C7D2DD" w:sz="6"/>
+          <w:insideV w:val="single" w:color="C7D2DD" w:sz="6"/>
         </w:tblBorders>
       </w:tblPr>
       <w:tblGrid>
-        <w:gridCol w:w="100"/>
+        <w:gridCol w:w="2800"/>
+        <w:gridCol w:w="3560"/>
+        <w:gridCol w:w="3000"/>
       </w:tblGrid>
       <w:tr>
-        <w:tc>
-          <w:tcPr>
+        <w:trPr>
+          <w:cantSplit/>
+          <w:tblHeader/>
+        </w:trPr>
+        <w:tc>
+          <w:tcPr>
+            <w:tcW w:type="dxa" w:w="2800"/>
+            <w:shd w:fill="EEF4F8" w:color="auto" w:val="clear"/>
+            <w:tcMar>
+              <w:top w:type="dxa" w:w="60"/>
+              <w:left w:type="dxa" w:w="100"/>
+              <w:bottom w:type="dxa" w:w="60"/>
+              <w:right w:type="dxa" w:w="100"/>
+            </w:tcMar>
+          </w:tcPr>
+          <w:p>
+            <w:pPr>
+              <w:spacing w:after="0"/>
+            </w:pPr>
+            <w:r>
+              <w:rPr>
+                <w:b/>
+                <w:bCs/>
+                <w:color w:val="12355B"/>
+                <w:sz w:val="16"/>
+                <w:szCs w:val="16"/>
+              </w:rPr>
+              <w:t xml:space="preserve">CORE PROBLEM / GIVEN REPRESENTATION</w:t>
+            </w:r>
+          </w:p>
+        </w:tc>
+        <w:tc>
+          <w:tcPr>
+            <w:tcW w:type="dxa" w:w="3560"/>
+            <w:shd w:fill="EEF4F8" w:color="auto" w:val="clear"/>
+            <w:tcMar>
+              <w:top w:type="dxa" w:w="60"/>
+              <w:left w:type="dxa" w:w="100"/>
+              <w:bottom w:type="dxa" w:w="60"/>
+              <w:right w:type="dxa" w:w="100"/>
+            </w:tcMar>
+          </w:tcPr>
+          <w:p>
+            <w:pPr>
+              <w:spacing w:after="0"/>
+            </w:pPr>
+            <w:r>
+              <w:rPr>
+                <w:b/>
+                <w:bCs/>
+                <w:color w:val="12355B"/>
+                <w:sz w:val="16"/>
+                <w:szCs w:val="16"/>
+              </w:rPr>
+              <w:t xml:space="preserve">WORKING SPACE / CALCULATION STEPS</w:t>
+            </w:r>
+          </w:p>
+        </w:tc>
+        <w:tc>
+          <w:tcPr>
+            <w:tcW w:type="dxa" w:w="3000"/>
             <w:shd w:fill="FBF3E2" w:color="auto" w:val="clear"/>
             <w:tcMar>
               <w:top w:type="dxa" w:w="60"/>
-              <w:left w:type="dxa" w:w="120"/>
+              <w:left w:type="dxa" w:w="100"/>
               <w:bottom w:type="dxa" w:w="60"/>
-              <w:right w:type="dxa" w:w="120"/>
-            </w:tcMar>
-          </w:tcPr>
-          <w:p>
-            <w:pPr>
-              <w:spacing w:after="0" w:line="320"/>
+              <w:right w:type="dxa" w:w="100"/>
+            </w:tcMar>
+          </w:tcPr>
+          <w:p>
+            <w:pPr>
+              <w:spacing w:after="0"/>
+            </w:pPr>
+            <w:r>
+              <w:rPr>
+                <w:b/>
+                <w:bCs/>
+                <w:color w:val="B97A12"/>
+                <w:sz w:val="16"/>
+                <w:szCs w:val="16"/>
+              </w:rPr>
+              <w:t xml:space="preserve">EXPLAIN YOUR REASONING</w:t>
+            </w:r>
+          </w:p>
+        </w:tc>
+      </w:tr>
+      <w:tr>
+        <w:trPr>
+          <w:cantSplit/>
+        </w:trPr>
+        <w:tc>
+          <w:tcPr>
+            <w:tcW w:type="dxa" w:w="2800"/>
+            <w:tcMar>
+              <w:top w:type="dxa" w:w="80"/>
+              <w:left w:type="dxa" w:w="100"/>
+              <w:bottom w:type="dxa" w:w="80"/>
+              <w:right w:type="dxa" w:w="100"/>
+            </w:tcMar>
+            <w:vAlign w:val="top"/>
+          </w:tcPr>
+          <w:p>
+            <w:pPr>
+              <w:spacing w:after="60"/>
+            </w:pPr>
+            <w:r>
+              <w:rPr>
+                <w:b/>
+                <w:bCs/>
+                <w:color w:val="12355B"/>
+                <w:sz w:val="21"/>
+                <w:szCs w:val="21"/>
+              </w:rPr>
+              <w:t xml:space="preserve">2.  </w:t>
+            </w:r>
+            <w:r>
+              <w:rPr>
+                <w:b/>
+                <w:bCs/>
+                <w:sz w:val="20"/>
+                <w:szCs w:val="20"/>
+              </w:rPr>
+              <w:t xml:space="preserve">A time capsule box is a cube with edges of 5 cm. What is its surface area?</w:t>
+            </w:r>
+          </w:p>
+          <w:p>
+            <w:pPr>
+              <w:spacing w:after="30"/>
+              <w:ind w:left="180"/>
+            </w:pPr>
+            <w:r>
+              <w:rPr>
+                <w:sz w:val="19"/>
+                <w:szCs w:val="19"/>
+              </w:rPr>
+              <w:t xml:space="preserve">A)  30 cm²</w:t>
+            </w:r>
+          </w:p>
+          <w:p>
+            <w:pPr>
+              <w:spacing w:after="30"/>
+              <w:ind w:left="180"/>
+            </w:pPr>
+            <w:r>
+              <w:rPr>
+                <w:sz w:val="19"/>
+                <w:szCs w:val="19"/>
+              </w:rPr>
+              <w:t xml:space="preserve">B)  125 cm²</w:t>
+            </w:r>
+          </w:p>
+          <w:p>
+            <w:pPr>
+              <w:spacing w:after="30"/>
+              <w:ind w:left="180"/>
+            </w:pPr>
+            <w:r>
+              <w:rPr>
+                <w:sz w:val="19"/>
+                <w:szCs w:val="19"/>
+              </w:rPr>
+              <w:t xml:space="preserve">C)  150 cm²</w:t>
+            </w:r>
+          </w:p>
+          <w:p>
+            <w:pPr>
+              <w:spacing w:after="30"/>
+              <w:ind w:left="180"/>
+            </w:pPr>
+            <w:r>
+              <w:rPr>
+                <w:sz w:val="19"/>
+                <w:szCs w:val="19"/>
+              </w:rPr>
+              <w:t xml:space="preserve">D)  150 cm³</w:t>
+            </w:r>
+          </w:p>
+        </w:tc>
+        <w:tc>
+          <w:tcPr>
+            <w:tcW w:type="dxa" w:w="3560"/>
+            <w:tcMar>
+              <w:top w:type="dxa" w:w="80"/>
+              <w:left w:type="dxa" w:w="100"/>
+              <w:bottom w:type="dxa" w:w="80"/>
+              <w:right w:type="dxa" w:w="100"/>
+            </w:tcMar>
+            <w:vAlign w:val="top"/>
+          </w:tcPr>
+          <w:p>
+            <w:pPr>
+              <w:pBdr>
+                <w:bottom w:val="single" w:color="AFBECC" w:sz="6"/>
+              </w:pBdr>
+              <w:spacing w:after="30" w:before="150"/>
             </w:pPr>
             <w:r>
               <w:t xml:space="preserve"/>
@@ -4209,7 +4912,147 @@
           </w:p>
           <w:p>
             <w:pPr>
-              <w:spacing w:after="0" w:line="320"/>
+              <w:pBdr>
+                <w:bottom w:val="single" w:color="AFBECC" w:sz="6"/>
+              </w:pBdr>
+              <w:spacing w:after="30" w:before="150"/>
+            </w:pPr>
+            <w:r>
+              <w:t xml:space="preserve"/>
+            </w:r>
+          </w:p>
+          <w:p>
+            <w:pPr>
+              <w:pBdr>
+                <w:bottom w:val="single" w:color="AFBECC" w:sz="6"/>
+              </w:pBdr>
+              <w:spacing w:after="30" w:before="150"/>
+            </w:pPr>
+            <w:r>
+              <w:t xml:space="preserve"/>
+            </w:r>
+          </w:p>
+          <w:p>
+            <w:pPr>
+              <w:pBdr>
+                <w:bottom w:val="single" w:color="AFBECC" w:sz="6"/>
+              </w:pBdr>
+              <w:spacing w:after="30" w:before="150"/>
+            </w:pPr>
+            <w:r>
+              <w:t xml:space="preserve"/>
+            </w:r>
+          </w:p>
+        </w:tc>
+        <w:tc>
+          <w:tcPr>
+            <w:tcW w:type="dxa" w:w="3000"/>
+            <w:shd w:fill="FBF3E2" w:color="auto" w:val="clear"/>
+            <w:tcMar>
+              <w:top w:type="dxa" w:w="80"/>
+              <w:left w:type="dxa" w:w="100"/>
+              <w:bottom w:type="dxa" w:w="80"/>
+              <w:right w:type="dxa" w:w="100"/>
+            </w:tcMar>
+            <w:vAlign w:val="top"/>
+          </w:tcPr>
+          <w:p>
+            <w:pPr>
+              <w:spacing w:after="40"/>
+            </w:pPr>
+            <w:r>
+              <w:rPr>
+                <w:b/>
+                <w:bCs/>
+                <w:color w:val="12355B"/>
+                <w:sz w:val="19"/>
+                <w:szCs w:val="19"/>
+              </w:rPr>
+              <w:t xml:space="preserve">Because... </w:t>
+            </w:r>
+            <w:r>
+              <w:rPr>
+                <w:color w:val="AFBECC"/>
+                <w:sz w:val="19"/>
+                <w:szCs w:val="19"/>
+              </w:rPr>
+              <w:t xml:space="preserve">________________</w:t>
+            </w:r>
+          </w:p>
+          <w:p>
+            <w:pPr>
+              <w:pBdr>
+                <w:bottom w:val="single" w:color="AFBECC" w:sz="6"/>
+              </w:pBdr>
+              <w:spacing w:after="30" w:before="150"/>
+            </w:pPr>
+            <w:r>
+              <w:t xml:space="preserve"/>
+            </w:r>
+          </w:p>
+          <w:p>
+            <w:pPr>
+              <w:spacing w:after="40" w:before="80"/>
+            </w:pPr>
+            <w:r>
+              <w:rPr>
+                <w:b/>
+                <w:bCs/>
+                <w:color w:val="6B4FA0"/>
+                <w:sz w:val="19"/>
+                <w:szCs w:val="19"/>
+              </w:rPr>
+              <w:t xml:space="preserve">Although... </w:t>
+            </w:r>
+            <w:r>
+              <w:rPr>
+                <w:color w:val="AFBECC"/>
+                <w:sz w:val="19"/>
+                <w:szCs w:val="19"/>
+              </w:rPr>
+              <w:t xml:space="preserve">_______________</w:t>
+            </w:r>
+          </w:p>
+          <w:p>
+            <w:pPr>
+              <w:pBdr>
+                <w:bottom w:val="single" w:color="AFBECC" w:sz="6"/>
+              </w:pBdr>
+              <w:spacing w:after="30" w:before="150"/>
+            </w:pPr>
+            <w:r>
+              <w:t xml:space="preserve"/>
+            </w:r>
+          </w:p>
+          <w:p>
+            <w:pPr>
+              <w:spacing w:after="40" w:before="80"/>
+            </w:pPr>
+            <w:r>
+              <w:rPr>
+                <w:b/>
+                <w:bCs/>
+                <w:color w:val="1FA6A2"/>
+                <w:sz w:val="19"/>
+                <w:szCs w:val="19"/>
+              </w:rPr>
+              <w:t xml:space="preserve">Therefore... </w:t>
+            </w:r>
+            <w:r>
+              <w:rPr>
+                <w:color w:val="AFBECC"/>
+                <w:sz w:val="19"/>
+                <w:szCs w:val="19"/>
+              </w:rPr>
+              <w:t xml:space="preserve">______________</w:t>
+            </w:r>
+          </w:p>
+          <w:p>
+            <w:pPr>
+              <w:pBdr>
+                <w:bottom w:val="single" w:color="AFBECC" w:sz="6"/>
+              </w:pBdr>
+              <w:spacing w:after="30" w:before="150"/>
             </w:pPr>
             <w:r>
               <w:t xml:space="preserve"/>
@@ -4218,6 +5061,14 @@
         </w:tc>
       </w:tr>
     </w:tbl>
+    <w:p>
+      <w:pPr>
+        <w:spacing w:after="80"/>
+      </w:pPr>
+      <w:r>
+        <w:t xml:space="preserve"/>
+      </w:r>
+    </w:p>
     <w:p>
       <w:pPr>
         <w:pStyle w:val="Heading1"/>
@@ -4336,6 +5187,149 @@
         <w:t xml:space="preserve"/>
       </w:r>
     </w:p>
+    <w:p>
+      <w:pPr>
+        <w:spacing w:after="60"/>
+      </w:pPr>
+      <w:r>
+        <w:t xml:space="preserve"/>
+      </w:r>
+    </w:p>
+    <w:tbl>
+      <w:tblPr>
+        <w:tblW w:type="dxa" w:w="9360"/>
+        <w:tblBorders>
+          <w:top w:val="single" w:color="C7D2DD" w:sz="6"/>
+          <w:left w:val="single" w:color="C7D2DD" w:sz="6"/>
+          <w:bottom w:val="single" w:color="C7D2DD" w:sz="6"/>
+          <w:right w:val="single" w:color="C7D2DD" w:sz="6"/>
+          <w:insideH w:val="single" w:color="C7D2DD" w:sz="6"/>
+          <w:insideV w:val="single" w:color="C7D2DD" w:sz="6"/>
+        </w:tblBorders>
+      </w:tblPr>
+      <w:tblGrid>
+        <w:gridCol w:w="3120"/>
+        <w:gridCol w:w="3120"/>
+        <w:gridCol w:w="3120"/>
+      </w:tblGrid>
+      <w:tr>
+        <w:trPr>
+          <w:cantSplit/>
+          <w:tblHeader/>
+        </w:trPr>
+        <w:tc>
+          <w:tcPr>
+            <w:tcW w:type="dxa" w:w="9360"/>
+            <w:gridSpan w:val="3"/>
+            <w:shd w:fill="EEF4F8" w:color="auto" w:val="clear"/>
+            <w:tcMar>
+              <w:top w:type="dxa" w:w="60"/>
+              <w:left w:type="dxa" w:w="100"/>
+              <w:bottom w:type="dxa" w:w="60"/>
+              <w:right w:type="dxa" w:w="100"/>
+            </w:tcMar>
+          </w:tcPr>
+          <w:p>
+            <w:pPr>
+              <w:spacing w:after="0"/>
+            </w:pPr>
+            <w:r>
+              <w:rPr>
+                <w:b/>
+                <w:bCs/>
+                <w:color w:val="12355B"/>
+                <w:sz w:val="18"/>
+                <w:szCs w:val="18"/>
+              </w:rPr>
+              <w:t xml:space="preserve">EXIT CHECK · 3-POINT SELF-ASSESSMENT CHECKLIST</w:t>
+            </w:r>
+          </w:p>
+        </w:tc>
+      </w:tr>
+      <w:tr>
+        <w:trPr>
+          <w:cantSplit/>
+        </w:trPr>
+        <w:tc>
+          <w:tcPr>
+            <w:tcW w:type="dxa" w:w="3120"/>
+            <w:tcMar>
+              <w:top w:type="dxa" w:w="80"/>
+              <w:left w:type="dxa" w:w="100"/>
+              <w:bottom w:type="dxa" w:w="80"/>
+              <w:right w:type="dxa" w:w="100"/>
+            </w:tcMar>
+          </w:tcPr>
+          <w:p>
+            <w:pPr>
+              <w:spacing w:after="0"/>
+            </w:pPr>
+            <w:r>
+              <w:rPr>
+                <w:b/>
+                <w:bCs/>
+                <w:color w:val="1A2733"/>
+                <w:sz w:val="18"/>
+                <w:szCs w:val="18"/>
+              </w:rPr>
+              <w:t xml:space="preserve">☐ 1. Units &amp; Labels Verified</w:t>
+            </w:r>
+          </w:p>
+        </w:tc>
+        <w:tc>
+          <w:tcPr>
+            <w:tcW w:type="dxa" w:w="3120"/>
+            <w:tcMar>
+              <w:top w:type="dxa" w:w="80"/>
+              <w:left w:type="dxa" w:w="100"/>
+              <w:bottom w:type="dxa" w:w="80"/>
+              <w:right w:type="dxa" w:w="100"/>
+            </w:tcMar>
+          </w:tcPr>
+          <w:p>
+            <w:pPr>
+              <w:spacing w:after="0"/>
+            </w:pPr>
+            <w:r>
+              <w:rPr>
+                <w:b/>
+                <w:bCs/>
+                <w:color w:val="1A2733"/>
+                <w:sz w:val="18"/>
+                <w:szCs w:val="18"/>
+              </w:rPr>
+              <w:t xml:space="preserve">☐ 2. Reasoning Stated (Because / Although / Therefore)</w:t>
+            </w:r>
+          </w:p>
+        </w:tc>
+        <w:tc>
+          <w:tcPr>
+            <w:tcW w:type="dxa" w:w="3120"/>
+            <w:tcMar>
+              <w:top w:type="dxa" w:w="80"/>
+              <w:left w:type="dxa" w:w="100"/>
+              <w:bottom w:type="dxa" w:w="80"/>
+              <w:right w:type="dxa" w:w="100"/>
+            </w:tcMar>
+          </w:tcPr>
+          <w:p>
+            <w:pPr>
+              <w:spacing w:after="0"/>
+            </w:pPr>
+            <w:r>
+              <w:rPr>
+                <w:b/>
+                <w:bCs/>
+                <w:color w:val="1A2733"/>
+                <w:sz w:val="18"/>
+                <w:szCs w:val="18"/>
+              </w:rPr>
+              <w:t xml:space="preserve">☐ 3. Calculations Double-Checked</w:t>
+            </w:r>
+          </w:p>
+        </w:tc>
+      </w:tr>
+    </w:tbl>
     <w:sectPr>
       <w:headerReference w:type="default" r:id="rId7"/>
       <w:footerReference w:type="default" r:id="rId8"/>
